--- a/public/PETICAO_INICIAL_-_ABAIXO_DO_BACEN.docx
+++ b/public/PETICAO_INICIAL_-_ABAIXO_DO_BACEN.docx
@@ -25,17 +25,27 @@
           <w:kern w:val="0"/>
           <w14:ligatures w14:val="none"/>
         </w:rPr>
-        <w:t xml:space="preserve">AO JUÍZO DE UMA DAS VARAS CÍVEIS DA COMARCA DE </w:t>
-      </w:r>
-      <w:r>
-        <w:rPr>
-          <w:rFonts w:ascii="Arial" w:hAnsi="Arial" w:cs="Arial"/>
-          <w:b/>
-          <w:bCs/>
-          <w:kern w:val="0"/>
-          <w14:ligatures w14:val="none"/>
-        </w:rPr>
-        <w:t>[CIDADE] – [UF]</w:t>
+        <w:t>AO JUÍZO DE UMA DAS VARAS CÍVEIS DA COMARCA DE</w:t>
+      </w:r>
+      <w:r>
+        <w:rPr>
+          <w:rFonts w:ascii="Arial" w:hAnsi="Arial" w:cs="Arial"/>
+          <w:b/>
+          <w:bCs/>
+          <w:kern w:val="0"/>
+          <w14:ligatures w14:val="none"/>
+        </w:rPr>
+        <w:t xml:space="preserve"> </w:t>
+      </w:r>
+      <w:r>
+        <w:rPr>
+          <w:rFonts w:ascii="Arial" w:hAnsi="Arial" w:cs="Arial"/>
+          <w:b/>
+          <w:bCs/>
+          <w:kern w:val="0"/>
+          <w14:ligatures w14:val="none"/>
+        </w:rPr>
+        <w:t xml:space="preserve">{CIDADE} – {UF}</w:t>
       </w:r>
     </w:p>
     <w:p>
@@ -82,20 +92,6 @@
     </w:p>
     <w:p>
       <w:pPr>
-        <w:pStyle w:val="PargrafodaLista"/>
-        <w:suppressAutoHyphens/>
-        <w:spacing w:after="0" w:line="360" w:lineRule="auto"/>
-        <w:ind w:left="0"/>
-        <w:jc w:val="both"/>
-        <w:rPr>
-          <w:rFonts w:ascii="Arial" w:hAnsi="Arial" w:cs="Arial"/>
-          <w:kern w:val="0"/>
-          <w14:ligatures w14:val="none"/>
-        </w:rPr>
-      </w:pPr>
-    </w:p>
-    <w:p>
-      <w:pPr>
         <w:suppressAutoHyphens/>
         <w:spacing w:after="0" w:line="360" w:lineRule="auto"/>
         <w:ind w:firstLine="2835"/>
@@ -141,83 +137,40 @@
     </w:p>
     <w:p>
       <w:pPr>
-        <w:suppressAutoHyphens/>
-        <w:spacing w:after="0" w:line="360" w:lineRule="auto"/>
-        <w:ind w:firstLine="2835"/>
-        <w:jc w:val="both"/>
-        <w:rPr>
-          <w:rFonts w:ascii="Arial" w:hAnsi="Arial" w:cs="Arial"/>
-          <w:kern w:val="0"/>
-          <w14:ligatures w14:val="none"/>
-        </w:rPr>
-      </w:pPr>
-      <w:r>
-        <w:rPr>
-          <w:rFonts w:ascii="Arial" w:hAnsi="Arial" w:cs="Arial"/>
-          <w:b/>
-          <w:bCs/>
-          <w:kern w:val="0"/>
-          <w14:ligatures w14:val="none"/>
-        </w:rPr>
-        <w:t>[NOME]</w:t>
-      </w:r>
-      <w:r>
-        <w:rPr>
-          <w:rFonts w:ascii="Arial" w:hAnsi="Arial" w:cs="Arial"/>
-          <w:kern w:val="0"/>
-          <w14:ligatures w14:val="none"/>
-        </w:rPr>
-        <w:t xml:space="preserve">, </w:t>
-      </w:r>
-      <w:r>
-        <w:rPr>
-          <w:rFonts w:ascii="Arial" w:hAnsi="Arial" w:cs="Arial"/>
-          <w:kern w:val="0"/>
-          <w14:ligatures w14:val="none"/>
-        </w:rPr>
-        <w:t xml:space="preserve">RG sob n.º </w:t>
-      </w:r>
-      <w:r>
-        <w:rPr>
-          <w:rFonts w:ascii="Arial" w:hAnsi="Arial" w:cs="Arial"/>
-          <w:b/>
-          <w:bCs/>
-          <w:kern w:val="0"/>
-          <w14:ligatures w14:val="none"/>
-        </w:rPr>
-        <w:t>[</w:t>
-      </w:r>
-      <w:r>
-        <w:rPr>
-          <w:rFonts w:ascii="Arial" w:hAnsi="Arial" w:cs="Arial"/>
-          <w:b/>
-          <w:bCs/>
-          <w:kern w:val="0"/>
-          <w14:ligatures w14:val="none"/>
-        </w:rPr>
-        <w:t>RG</w:t>
-      </w:r>
-      <w:r>
-        <w:rPr>
-          <w:rFonts w:ascii="Arial" w:hAnsi="Arial" w:cs="Arial"/>
-          <w:b/>
-          <w:bCs/>
-          <w:kern w:val="0"/>
-          <w14:ligatures w14:val="none"/>
-        </w:rPr>
-        <w:t>]</w:t>
-      </w:r>
-      <w:r>
-        <w:rPr>
-          <w:rFonts w:ascii="Arial" w:hAnsi="Arial" w:cs="Arial"/>
-          <w:kern w:val="0"/>
-          <w14:ligatures w14:val="none"/>
-        </w:rPr>
-        <w:t>e inscrito</w:t>
-      </w:r>
-      <w:r>
-        <w:rPr>
-          <w:rFonts w:ascii="Arial" w:hAnsi="Arial" w:cs="Arial"/>
+        <w:pStyle w:val="PargrafodaLista"/>
+        <w:suppressAutoHyphens/>
+        <w:spacing w:after="0" w:line="360" w:lineRule="auto"/>
+        <w:ind w:left="0" w:firstLine="2694"/>
+        <w:jc w:val="both"/>
+        <w:rPr>
+          <w:rFonts w:ascii="Arial" w:hAnsi="Arial" w:cs="Arial"/>
+          <w:kern w:val="0"/>
+          <w14:ligatures w14:val="none"/>
+        </w:rPr>
+      </w:pPr>
+      <w:r>
+        <w:rPr>
+          <w:rFonts w:ascii="Arial" w:hAnsi="Arial" w:cs="Arial"/>
+          <w:b/>
+          <w:bCs/>
+          <w:kern w:val="0"/>
+          <w14:ligatures w14:val="none"/>
+        </w:rPr>
+        <w:t xml:space="preserve">{NOME}</w:t>
+      </w:r>
+      <w:r>
+        <w:rPr>
+          <w:rFonts w:ascii="Arial" w:hAnsi="Arial" w:cs="Arial"/>
+          <w:kern w:val="0"/>
+          <w14:ligatures w14:val="none"/>
+        </w:rPr>
+        <w:t xml:space="preserve">, {NACIONALIDADE}, {ESTADO_CIVIL}, {PROFISSAO}, portador(a) do RG nº {RG} e inscrito(a) no CPF/MF sob nº {CPF}, residente e domiciliado(a) em {ENDERECO}, por seu advogado que esta subscreve, vem, com fundamento no Código de Defesa do Consumidor (CDC), Código Civil (CC) e na jurisprudência consolidada, propor:</w:t>
+      </w:r>
+      <w:r>
+        <w:rPr>
+          <w:rFonts w:ascii="Arial" w:hAnsi="Arial" w:cs="Arial"/>
+          <w:b/>
+          <w:bCs/>
           <w:kern w:val="0"/>
           <w14:ligatures w14:val="none"/>
         </w:rPr>
@@ -226,86 +179,12 @@
       <w:r>
         <w:rPr>
           <w:rFonts w:ascii="Arial" w:hAnsi="Arial" w:cs="Arial"/>
-          <w:kern w:val="0"/>
-          <w14:ligatures w14:val="none"/>
-        </w:rPr>
-        <w:t xml:space="preserve">no CPF/MF sob n.º </w:t>
-      </w:r>
-      <w:r>
-        <w:rPr>
-          <w:rFonts w:ascii="Arial" w:hAnsi="Arial" w:cs="Arial"/>
-          <w:b/>
-          <w:bCs/>
-          <w:kern w:val="0"/>
-          <w14:ligatures w14:val="none"/>
-        </w:rPr>
-        <w:t>[</w:t>
-      </w:r>
-      <w:r>
-        <w:rPr>
-          <w:rFonts w:ascii="Arial" w:hAnsi="Arial" w:cs="Arial"/>
-          <w:b/>
-          <w:bCs/>
-          <w:kern w:val="0"/>
-          <w14:ligatures w14:val="none"/>
-        </w:rPr>
-        <w:t>CPF</w:t>
-      </w:r>
-      <w:r>
-        <w:rPr>
-          <w:rFonts w:ascii="Arial" w:hAnsi="Arial" w:cs="Arial"/>
-          <w:b/>
-          <w:bCs/>
-          <w:kern w:val="0"/>
-          <w14:ligatures w14:val="none"/>
-        </w:rPr>
-        <w:t>]</w:t>
-      </w:r>
-      <w:r>
-        <w:rPr>
-          <w:rFonts w:ascii="Arial" w:hAnsi="Arial" w:cs="Arial"/>
-          <w:kern w:val="0"/>
-          <w14:ligatures w14:val="none"/>
-        </w:rPr>
-        <w:t xml:space="preserve">, residente e domiciliado(a) na </w:t>
-      </w:r>
-      <w:r>
-        <w:rPr>
-          <w:rFonts w:ascii="Arial" w:hAnsi="Arial" w:cs="Arial"/>
-          <w:b/>
-          <w:bCs/>
-          <w:kern w:val="0"/>
-          <w14:ligatures w14:val="none"/>
-        </w:rPr>
-        <w:t>[</w:t>
-      </w:r>
-      <w:r>
-        <w:rPr>
-          <w:rFonts w:ascii="Arial" w:hAnsi="Arial" w:cs="Arial"/>
-          <w:b/>
-          <w:bCs/>
-          <w:kern w:val="0"/>
-          <w14:ligatures w14:val="none"/>
-        </w:rPr>
-        <w:t>ENDEREÇO</w:t>
-      </w:r>
-      <w:r>
-        <w:rPr>
-          <w:rFonts w:ascii="Arial" w:hAnsi="Arial" w:cs="Arial"/>
-          <w:b/>
-          <w:bCs/>
-          <w:kern w:val="0"/>
-          <w14:ligatures w14:val="none"/>
-        </w:rPr>
-        <w:t>]</w:t>
-      </w:r>
-      <w:r>
-        <w:rPr>
-          <w:rFonts w:ascii="Arial" w:hAnsi="Arial" w:cs="Arial"/>
-          <w:kern w:val="0"/>
-          <w14:ligatures w14:val="none"/>
-        </w:rPr>
-        <w:t>,</w:t>
+          <w:b/>
+          <w:bCs/>
+          <w:kern w:val="0"/>
+          <w14:ligatures w14:val="none"/>
+        </w:rPr>
+        <w:t>AÇÃO REVISIONAL DE CONTRATO C/C PEDIDO DE TUTELA PROVISÓRIA DE URGÊNCIA</w:t>
       </w:r>
       <w:r>
         <w:rPr>
@@ -323,194 +202,25 @@
           <w:kern w:val="0"/>
           <w14:ligatures w14:val="none"/>
         </w:rPr>
-        <w:t xml:space="preserve">por seu advogado que esta subscreve, </w:t>
-      </w:r>
-      <w:r>
-        <w:rPr>
-          <w:rFonts w:ascii="Arial" w:hAnsi="Arial" w:cs="Arial"/>
-        </w:rPr>
-        <w:t xml:space="preserve">vem, </w:t>
-      </w:r>
-      <w:r>
-        <w:rPr>
-          <w:rFonts w:ascii="Arial" w:hAnsi="Arial" w:cs="Arial"/>
-        </w:rPr>
-        <w:t xml:space="preserve">com fundamento no </w:t>
-      </w:r>
-      <w:r>
-        <w:rPr>
-          <w:rFonts w:ascii="Arial" w:hAnsi="Arial" w:cs="Arial"/>
-        </w:rPr>
-        <w:t>Código de Defesa do Consumidor (CDC)</w:t>
-      </w:r>
-      <w:r>
-        <w:rPr>
-          <w:rFonts w:ascii="Arial" w:hAnsi="Arial" w:cs="Arial"/>
-        </w:rPr>
-        <w:t xml:space="preserve">, Código Civil (CC) </w:t>
-      </w:r>
-      <w:r>
-        <w:rPr>
-          <w:rFonts w:ascii="Arial" w:hAnsi="Arial" w:cs="Arial"/>
-          <w:lang w:eastAsia="pt-BR"/>
-        </w:rPr>
-        <w:t>e na jurisprudência consolidada</w:t>
-      </w:r>
-      <w:r>
-        <w:rPr>
-          <w:rFonts w:ascii="Arial" w:hAnsi="Arial" w:cs="Arial"/>
-          <w:lang w:eastAsia="pt-BR"/>
-        </w:rPr>
-        <w:t xml:space="preserve">, </w:t>
-      </w:r>
-      <w:r>
-        <w:rPr>
-          <w:rFonts w:ascii="Arial" w:hAnsi="Arial" w:cs="Arial"/>
-        </w:rPr>
-        <w:t>propor</w:t>
-      </w:r>
-      <w:r>
-        <w:rPr>
-          <w:rFonts w:ascii="Arial" w:hAnsi="Arial" w:cs="Arial"/>
-        </w:rPr>
-        <w:t xml:space="preserve"> </w:t>
-      </w:r>
-      <w:r>
-        <w:rPr>
-          <w:rFonts w:ascii="Arial" w:hAnsi="Arial" w:cs="Arial"/>
-          <w:b/>
-          <w:bCs/>
-          <w:kern w:val="0"/>
-          <w:u w:val="single"/>
-          <w14:ligatures w14:val="none"/>
-        </w:rPr>
-        <w:t>AÇÃO REVISIONAL DE CONTRATO C/C PEDIDO DE TUTELA PROVISÓRIA DE URGÊNCIA</w:t>
-      </w:r>
-      <w:r>
-        <w:rPr>
-          <w:rFonts w:ascii="Arial" w:hAnsi="Arial" w:cs="Arial"/>
-          <w:b/>
-          <w:bCs/>
-          <w:kern w:val="0"/>
-          <w14:ligatures w14:val="none"/>
-        </w:rPr>
-        <w:t xml:space="preserve"> </w:t>
-      </w:r>
-      <w:r>
-        <w:rPr>
-          <w:rFonts w:ascii="Arial" w:hAnsi="Arial" w:cs="Arial"/>
-          <w:kern w:val="0"/>
-          <w14:ligatures w14:val="none"/>
-        </w:rPr>
-        <w:t xml:space="preserve">em face </w:t>
-      </w:r>
-      <w:r>
-        <w:rPr>
-          <w:rFonts w:ascii="Arial" w:hAnsi="Arial" w:cs="Arial"/>
-          <w:kern w:val="0"/>
-          <w14:ligatures w14:val="none"/>
-        </w:rPr>
-        <w:t xml:space="preserve">de </w:t>
-      </w:r>
-      <w:r>
-        <w:rPr>
-          <w:rFonts w:ascii="Arial" w:hAnsi="Arial" w:cs="Arial"/>
-          <w:b/>
-          <w:bCs/>
-          <w:kern w:val="0"/>
-          <w14:ligatures w14:val="none"/>
-        </w:rPr>
-        <w:t>[BANCO]</w:t>
-      </w:r>
-      <w:r>
-        <w:rPr>
-          <w:rFonts w:ascii="Arial" w:hAnsi="Arial" w:cs="Arial"/>
-          <w:b/>
-          <w:bCs/>
-          <w:kern w:val="0"/>
-          <w14:ligatures w14:val="none"/>
-        </w:rPr>
-        <w:t xml:space="preserve">, </w:t>
-      </w:r>
-      <w:r>
-        <w:rPr>
-          <w:rFonts w:ascii="Arial" w:hAnsi="Arial" w:cs="Arial"/>
-          <w:kern w:val="0"/>
-          <w14:ligatures w14:val="none"/>
-        </w:rPr>
-        <w:t xml:space="preserve">pessoa jurídica de direito privado, inscrita no CNPJ sob o n. </w:t>
-      </w:r>
-      <w:r>
-        <w:rPr>
-          <w:rFonts w:ascii="Arial" w:hAnsi="Arial" w:cs="Arial"/>
-          <w:b/>
-          <w:bCs/>
-          <w:kern w:val="0"/>
-          <w14:ligatures w14:val="none"/>
-        </w:rPr>
-        <w:t>[CNPJ]</w:t>
-      </w:r>
-      <w:r>
-        <w:rPr>
-          <w:rFonts w:ascii="Arial" w:hAnsi="Arial" w:cs="Arial"/>
-          <w:kern w:val="0"/>
-          <w14:ligatures w14:val="none"/>
-        </w:rPr>
-        <w:t xml:space="preserve">, situado à </w:t>
-      </w:r>
-      <w:r>
-        <w:rPr>
-          <w:rFonts w:ascii="Arial" w:hAnsi="Arial" w:cs="Arial"/>
-          <w:b/>
-          <w:bCs/>
-          <w:kern w:val="0"/>
-          <w14:ligatures w14:val="none"/>
-        </w:rPr>
-        <w:t>[</w:t>
-      </w:r>
-      <w:r>
-        <w:rPr>
-          <w:rFonts w:ascii="Arial" w:hAnsi="Arial" w:cs="Arial"/>
-          <w:b/>
-          <w:bCs/>
-          <w:kern w:val="0"/>
-          <w14:ligatures w14:val="none"/>
-        </w:rPr>
-        <w:t>ENDEREÇO DO BANCO</w:t>
-      </w:r>
-      <w:r>
-        <w:rPr>
-          <w:rFonts w:ascii="Arial" w:hAnsi="Arial" w:cs="Arial"/>
-          <w:b/>
-          <w:bCs/>
-          <w:kern w:val="0"/>
-          <w14:ligatures w14:val="none"/>
-        </w:rPr>
-        <w:t>]</w:t>
-      </w:r>
-      <w:r>
-        <w:rPr>
-          <w:rFonts w:ascii="Arial" w:hAnsi="Arial" w:cs="Arial"/>
-          <w:kern w:val="0"/>
-          <w14:ligatures w14:val="none"/>
-        </w:rPr>
-        <w:t>,</w:t>
-      </w:r>
-      <w:r>
-        <w:rPr>
-          <w:rFonts w:ascii="Arial" w:hAnsi="Arial" w:cs="Arial"/>
-          <w:kern w:val="0"/>
-          <w14:ligatures w14:val="none"/>
-        </w:rPr>
-        <w:t xml:space="preserve"> </w:t>
-      </w:r>
-      <w:r>
-        <w:rPr>
-          <w:rFonts w:ascii="Arial" w:hAnsi="Arial" w:cs="Arial"/>
-          <w:kern w:val="0"/>
-          <w14:ligatures w14:val="none"/>
-        </w:rPr>
-        <w:t>pelas razões de fato e de direito adiante expostas.</w:t>
+        <w:t xml:space="preserve">em face de </w:t>
+      </w:r>
+      <w:r>
+        <w:rPr>
+          <w:rFonts w:ascii="Arial" w:hAnsi="Arial" w:cs="Arial"/>
+          <w:b/>
+          <w:bCs/>
+          <w:kern w:val="0"/>
+          <w14:ligatures w14:val="none"/>
+        </w:rPr>
+        <w:t xml:space="preserve">{BANCO}</w:t>
+      </w:r>
+      <w:r>
+        <w:rPr>
+          <w:rFonts w:ascii="Arial" w:hAnsi="Arial" w:cs="Arial"/>
+          <w:kern w:val="0"/>
+          <w14:ligatures w14:val="none"/>
+        </w:rPr>
+        <w:t xml:space="preserve">, pessoa jurídica de direito privado, inscrita no CNPJ sob nº {CNPJ_BANCO}, situada em {ENDERECO_BANCO}, pelas razões de fato e de direito a seguir expostas.</w:t>
       </w:r>
     </w:p>
     <w:p>
@@ -614,6 +324,111 @@
         <w:pStyle w:val="PargrafodaLista"/>
         <w:suppressAutoHyphens/>
         <w:spacing w:after="0" w:line="360" w:lineRule="auto"/>
+        <w:ind w:left="0" w:firstLine="2835"/>
+        <w:jc w:val="both"/>
+        <w:rPr>
+          <w:rFonts w:ascii="Arial" w:hAnsi="Arial" w:cs="Arial"/>
+          <w:kern w:val="0"/>
+          <w14:ligatures w14:val="none"/>
+        </w:rPr>
+      </w:pPr>
+    </w:p>
+    <w:p>
+      <w:pPr>
+        <w:pStyle w:val="PargrafodaLista"/>
+        <w:suppressAutoHyphens/>
+        <w:spacing w:after="0" w:line="360" w:lineRule="auto"/>
+        <w:ind w:left="0" w:firstLine="2835"/>
+        <w:jc w:val="both"/>
+        <w:rPr>
+          <w:rFonts w:ascii="Arial" w:hAnsi="Arial" w:cs="Arial"/>
+          <w:kern w:val="0"/>
+          <w14:ligatures w14:val="none"/>
+        </w:rPr>
+      </w:pPr>
+      <w:r>
+        <w:rPr>
+          <w:rFonts w:ascii="Arial" w:hAnsi="Arial" w:cs="Arial"/>
+          <w:kern w:val="0"/>
+          <w14:ligatures w14:val="none"/>
+        </w:rPr>
+        <w:t>Para demonstrar essa condição, estão sendo juntados documentos aptos a evidenciar a limitação financeira atual, sem prejuízo da apresentação de outros documentos que venham a ser solicitados por este Juízo</w:t>
+      </w:r>
+      <w:r>
+        <w:rPr>
+          <w:rFonts w:ascii="Arial" w:hAnsi="Arial" w:cs="Arial"/>
+          <w:kern w:val="0"/>
+          <w14:ligatures w14:val="none"/>
+        </w:rPr>
+        <w:t>, nos moldes do art.</w:t>
+      </w:r>
+      <w:r>
+        <w:rPr>
+          <w:rFonts w:ascii="Arial" w:hAnsi="Arial" w:cs="Arial"/>
+          <w:kern w:val="0"/>
+          <w14:ligatures w14:val="none"/>
+        </w:rPr>
+        <w:t xml:space="preserve"> 99, parágrafo segundo, do </w:t>
+      </w:r>
+      <w:r>
+        <w:rPr>
+          <w:rFonts w:ascii="Arial" w:hAnsi="Arial" w:cs="Arial"/>
+          <w:kern w:val="0"/>
+          <w14:ligatures w14:val="none"/>
+        </w:rPr>
+        <w:t xml:space="preserve">CPC. </w:t>
+      </w:r>
+    </w:p>
+    <w:p>
+      <w:pPr>
+        <w:pStyle w:val="PargrafodaLista"/>
+        <w:suppressAutoHyphens/>
+        <w:spacing w:after="0" w:line="360" w:lineRule="auto"/>
+        <w:ind w:left="0" w:firstLine="2835"/>
+        <w:jc w:val="both"/>
+        <w:rPr>
+          <w:rFonts w:ascii="Arial" w:hAnsi="Arial" w:cs="Arial"/>
+          <w:kern w:val="0"/>
+          <w14:ligatures w14:val="none"/>
+        </w:rPr>
+      </w:pPr>
+    </w:p>
+    <w:p>
+      <w:pPr>
+        <w:pStyle w:val="PargrafodaLista"/>
+        <w:suppressAutoHyphens/>
+        <w:spacing w:after="0" w:line="360" w:lineRule="auto"/>
+        <w:ind w:left="0" w:firstLine="2835"/>
+        <w:jc w:val="both"/>
+        <w:rPr>
+          <w:rFonts w:ascii="Arial" w:hAnsi="Arial" w:cs="Arial"/>
+          <w:kern w:val="0"/>
+          <w14:ligatures w14:val="none"/>
+        </w:rPr>
+      </w:pPr>
+      <w:r>
+        <w:rPr>
+          <w:rFonts w:ascii="Arial" w:hAnsi="Arial" w:cs="Arial"/>
+          <w:kern w:val="0"/>
+          <w14:ligatures w14:val="none"/>
+        </w:rPr>
+        <w:lastRenderedPageBreak/>
+        <w:t>Desse modo</w:t>
+      </w:r>
+      <w:r>
+        <w:rPr>
+          <w:rFonts w:ascii="Arial" w:hAnsi="Arial" w:cs="Arial"/>
+          <w:kern w:val="0"/>
+          <w14:ligatures w14:val="none"/>
+        </w:rPr>
+        <w:t>, requer-se o deferimento integral da gratuidade de justiça, a fim de evitar que a limitação financeira, agravada pela própria relação contratual ora discutida, constitua óbice ao exercício regular do direito de ação.</w:t>
+      </w:r>
+    </w:p>
+    <w:p>
+      <w:pPr>
+        <w:pStyle w:val="PargrafodaLista"/>
+        <w:suppressAutoHyphens/>
+        <w:spacing w:after="0" w:line="360" w:lineRule="auto"/>
         <w:ind w:left="0"/>
         <w:jc w:val="both"/>
         <w:rPr>
@@ -621,96 +436,6 @@
           <w:kern w:val="0"/>
           <w14:ligatures w14:val="none"/>
         </w:rPr>
-      </w:pPr>
-    </w:p>
-    <w:p>
-      <w:pPr>
-        <w:pStyle w:val="PargrafodaLista"/>
-        <w:suppressAutoHyphens/>
-        <w:spacing w:after="0" w:line="360" w:lineRule="auto"/>
-        <w:ind w:left="0" w:firstLine="2835"/>
-        <w:jc w:val="both"/>
-        <w:rPr>
-          <w:rFonts w:ascii="Arial" w:hAnsi="Arial" w:cs="Arial"/>
-          <w:kern w:val="0"/>
-          <w14:ligatures w14:val="none"/>
-        </w:rPr>
-      </w:pPr>
-      <w:r>
-        <w:rPr>
-          <w:rFonts w:ascii="Arial" w:hAnsi="Arial" w:cs="Arial"/>
-          <w:kern w:val="0"/>
-          <w14:ligatures w14:val="none"/>
-        </w:rPr>
-        <w:t>Para demonstrar essa condição, estão sendo juntados documentos aptos a evidenciar a limitação financeira atual, sem prejuízo da apresentação de outros documentos que venham a ser solicitados por este Juízo</w:t>
-      </w:r>
-      <w:r>
-        <w:rPr>
-          <w:rFonts w:ascii="Arial" w:hAnsi="Arial" w:cs="Arial"/>
-          <w:kern w:val="0"/>
-          <w14:ligatures w14:val="none"/>
-        </w:rPr>
-        <w:t>, nos moldes do art.</w:t>
-      </w:r>
-      <w:r>
-        <w:rPr>
-          <w:rFonts w:ascii="Arial" w:hAnsi="Arial" w:cs="Arial"/>
-          <w:kern w:val="0"/>
-          <w14:ligatures w14:val="none"/>
-        </w:rPr>
-        <w:t xml:space="preserve"> 99, parágrafo segundo, do </w:t>
-      </w:r>
-      <w:r>
-        <w:rPr>
-          <w:rFonts w:ascii="Arial" w:hAnsi="Arial" w:cs="Arial"/>
-          <w:kern w:val="0"/>
-          <w14:ligatures w14:val="none"/>
-        </w:rPr>
-        <w:t xml:space="preserve">CPC. </w:t>
-      </w:r>
-    </w:p>
-    <w:p>
-      <w:pPr>
-        <w:pStyle w:val="PargrafodaLista"/>
-        <w:suppressAutoHyphens/>
-        <w:spacing w:after="0" w:line="360" w:lineRule="auto"/>
-        <w:ind w:left="0" w:firstLine="2835"/>
-        <w:jc w:val="both"/>
-        <w:rPr>
-          <w:rFonts w:ascii="Arial" w:hAnsi="Arial" w:cs="Arial"/>
-          <w:kern w:val="0"/>
-          <w14:ligatures w14:val="none"/>
-        </w:rPr>
-      </w:pPr>
-      <w:r>
-        <w:rPr>
-          <w:rFonts w:ascii="Arial" w:hAnsi="Arial" w:cs="Arial"/>
-          <w:kern w:val="0"/>
-          <w14:ligatures w14:val="none"/>
-        </w:rPr>
-        <w:t>Desse modo</w:t>
-      </w:r>
-      <w:r>
-        <w:rPr>
-          <w:rFonts w:ascii="Arial" w:hAnsi="Arial" w:cs="Arial"/>
-          <w:kern w:val="0"/>
-          <w14:ligatures w14:val="none"/>
-        </w:rPr>
-        <w:t xml:space="preserve">, requer-se o deferimento integral da gratuidade de justiça, a fim de evitar que a limitação financeira, agravada pela </w:t>
-      </w:r>
-      <w:r>
-        <w:rPr>
-          <w:rFonts w:ascii="Arial" w:hAnsi="Arial" w:cs="Arial"/>
-          <w:kern w:val="0"/>
-          <w14:ligatures w14:val="none"/>
-        </w:rPr>
-        <w:lastRenderedPageBreak/>
-        <w:t>própria relação contratual ora discutida, constitua óbice ao exercício regular do direito de ação.</w:t>
-      </w:r>
-    </w:p>
-    <w:p>
-      <w:pPr>
-        <w:pStyle w:val="SemEspaamento"/>
       </w:pPr>
     </w:p>
     <w:p>
@@ -776,166 +501,7 @@
           <w:kern w:val="0"/>
           <w14:ligatures w14:val="none"/>
         </w:rPr>
-        <w:t xml:space="preserve">Em </w:t>
-      </w:r>
-      <w:r>
-        <w:rPr>
-          <w:rFonts w:ascii="Arial" w:hAnsi="Arial" w:cs="Arial"/>
-          <w:b/>
-          <w:bCs/>
-          <w:kern w:val="0"/>
-          <w14:ligatures w14:val="none"/>
-        </w:rPr>
-        <w:t>[</w:t>
-      </w:r>
-      <w:r>
-        <w:rPr>
-          <w:rFonts w:ascii="Arial" w:hAnsi="Arial" w:cs="Arial"/>
-          <w:b/>
-          <w:bCs/>
-          <w:kern w:val="0"/>
-          <w14:ligatures w14:val="none"/>
-        </w:rPr>
-        <w:t>DATA DO CONTRATO</w:t>
-      </w:r>
-      <w:r>
-        <w:rPr>
-          <w:rFonts w:ascii="Arial" w:hAnsi="Arial" w:cs="Arial"/>
-          <w:b/>
-          <w:bCs/>
-          <w:kern w:val="0"/>
-          <w14:ligatures w14:val="none"/>
-        </w:rPr>
-        <w:t>]</w:t>
-      </w:r>
-      <w:r>
-        <w:rPr>
-          <w:rFonts w:ascii="Arial" w:hAnsi="Arial" w:cs="Arial"/>
-          <w:kern w:val="0"/>
-          <w14:ligatures w14:val="none"/>
-        </w:rPr>
-        <w:t>,</w:t>
-      </w:r>
-      <w:r>
-        <w:t xml:space="preserve"> </w:t>
-      </w:r>
-      <w:r>
-        <w:rPr>
-          <w:rFonts w:ascii="Arial" w:hAnsi="Arial" w:cs="Arial"/>
-          <w:kern w:val="0"/>
-          <w14:ligatures w14:val="none"/>
-        </w:rPr>
-        <w:t xml:space="preserve">a parte autora celebrou contrato destinado à </w:t>
-      </w:r>
-      <w:r>
-        <w:rPr>
-          <w:rFonts w:ascii="Arial" w:hAnsi="Arial" w:cs="Arial"/>
-          <w:b/>
-          <w:bCs/>
-          <w:kern w:val="0"/>
-          <w14:ligatures w14:val="none"/>
-        </w:rPr>
-        <w:t xml:space="preserve">aquisição de </w:t>
-      </w:r>
-      <w:r>
-        <w:rPr>
-          <w:rFonts w:ascii="Arial" w:hAnsi="Arial" w:cs="Arial"/>
-          <w:b/>
-          <w:bCs/>
-          <w:kern w:val="0"/>
-          <w14:ligatures w14:val="none"/>
-        </w:rPr>
-        <w:t>carro</w:t>
-      </w:r>
-      <w:r>
-        <w:rPr>
-          <w:rFonts w:ascii="Arial" w:hAnsi="Arial" w:cs="Arial"/>
-          <w:b/>
-          <w:bCs/>
-          <w:kern w:val="0"/>
-          <w14:ligatures w14:val="none"/>
-        </w:rPr>
-        <w:t xml:space="preserve"> </w:t>
-      </w:r>
-      <w:r>
-        <w:rPr>
-          <w:rFonts w:ascii="Arial" w:hAnsi="Arial" w:cs="Arial"/>
-          <w:b/>
-          <w:bCs/>
-          <w:kern w:val="0"/>
-          <w14:ligatures w14:val="none"/>
-        </w:rPr>
-        <w:t>[</w:t>
-      </w:r>
-      <w:r>
-        <w:rPr>
-          <w:rFonts w:ascii="Arial" w:hAnsi="Arial" w:cs="Arial"/>
-          <w:b/>
-          <w:bCs/>
-          <w:kern w:val="0"/>
-          <w14:ligatures w14:val="none"/>
-        </w:rPr>
-        <w:t>CARRO FINANCIADO</w:t>
-      </w:r>
-      <w:r>
-        <w:rPr>
-          <w:rFonts w:ascii="Arial" w:hAnsi="Arial" w:cs="Arial"/>
-          <w:b/>
-          <w:bCs/>
-          <w:kern w:val="0"/>
-          <w14:ligatures w14:val="none"/>
-        </w:rPr>
-        <w:t>]</w:t>
-      </w:r>
-      <w:r>
-        <w:rPr>
-          <w:rFonts w:ascii="Arial" w:hAnsi="Arial" w:cs="Arial"/>
-          <w:b/>
-          <w:bCs/>
-          <w:kern w:val="0"/>
-          <w14:ligatures w14:val="none"/>
-        </w:rPr>
-        <w:t xml:space="preserve">, ano </w:t>
-      </w:r>
-      <w:r>
-        <w:rPr>
-          <w:rFonts w:ascii="Arial" w:hAnsi="Arial" w:cs="Arial"/>
-          <w:b/>
-          <w:bCs/>
-          <w:kern w:val="0"/>
-          <w14:ligatures w14:val="none"/>
-        </w:rPr>
-        <w:t>[</w:t>
-      </w:r>
-      <w:r>
-        <w:rPr>
-          <w:rFonts w:ascii="Arial" w:hAnsi="Arial" w:cs="Arial"/>
-          <w:b/>
-          <w:bCs/>
-          <w:kern w:val="0"/>
-          <w14:ligatures w14:val="none"/>
-        </w:rPr>
-        <w:t>ANO DO CARRO FINANCIADO</w:t>
-      </w:r>
-      <w:r>
-        <w:rPr>
-          <w:rFonts w:ascii="Arial" w:hAnsi="Arial" w:cs="Arial"/>
-          <w:b/>
-          <w:bCs/>
-          <w:kern w:val="0"/>
-          <w14:ligatures w14:val="none"/>
-        </w:rPr>
-        <w:t>]</w:t>
-      </w:r>
-      <w:r>
-        <w:rPr>
-          <w:rFonts w:ascii="Arial" w:hAnsi="Arial" w:cs="Arial"/>
-          <w:b/>
-          <w:bCs/>
-          <w:kern w:val="0"/>
-          <w14:ligatures w14:val="none"/>
-        </w:rPr>
-        <w:t>.</w:t>
+        <w:t xml:space="preserve">Em {DATA_CONTRATO}, a parte autora celebrou contrato destinado à aquisição do veículo {VEICULO}, ano {ANO_VEICULO}.</w:t>
       </w:r>
     </w:p>
     <w:p>
@@ -1167,6 +733,50 @@
         <w:gridCol w:w="3686"/>
         <w:gridCol w:w="3686"/>
       </w:tblGrid>
+      <w:tr>
+        <w:trPr>
+          <w:jc w:val="center"/>
+        </w:trPr>
+        <w:tc>
+          <w:tcPr>
+            <w:tcW w:w="7372" w:type="dxa"/>
+            <w:gridSpan w:val="2"/>
+            <w:shd w:val="clear" w:color="auto" w:fill="153D63" w:themeFill="text2" w:themeFillTint="E6"/>
+          </w:tcPr>
+          <w:p>
+            <w:pPr>
+              <w:pStyle w:val="PargrafodaLista"/>
+              <w:suppressAutoHyphens/>
+              <w:spacing w:line="360" w:lineRule="auto"/>
+              <w:ind w:left="0"/>
+              <w:jc w:val="center"/>
+              <w:rPr>
+                <w:rFonts w:ascii="Arial" w:hAnsi="Arial" w:cs="Arial"/>
+                <w:b/>
+                <w:bCs/>
+                <w:color w:val="FFFFFF" w:themeColor="background1"/>
+                <w:kern w:val="0"/>
+                <w:sz w:val="18"/>
+                <w:szCs w:val="18"/>
+                <w14:ligatures w14:val="none"/>
+              </w:rPr>
+            </w:pPr>
+            <w:r>
+              <w:rPr>
+                <w:rFonts w:ascii="Arial" w:hAnsi="Arial" w:cs="Arial"/>
+                <w:b/>
+                <w:bCs/>
+                <w:color w:val="FFFFFF" w:themeColor="background1"/>
+                <w:kern w:val="0"/>
+                <w:sz w:val="18"/>
+                <w:szCs w:val="18"/>
+                <w14:ligatures w14:val="none"/>
+              </w:rPr>
+              <w:t>Dados essenciais do contrato</w:t>
+            </w:r>
+          </w:p>
+        </w:tc>
+      </w:tr>
       <w:tr>
         <w:trPr>
           <w:jc w:val="center"/>
@@ -1231,27 +841,7 @@
                 <w:kern w:val="0"/>
                 <w14:ligatures w14:val="none"/>
               </w:rPr>
-              <w:t>[</w:t>
-            </w:r>
-            <w:r>
-              <w:rPr>
-                <w:rFonts w:ascii="Arial" w:hAnsi="Arial" w:cs="Arial"/>
-                <w:b/>
-                <w:bCs/>
-                <w:kern w:val="0"/>
-                <w14:ligatures w14:val="none"/>
-              </w:rPr>
-              <w:t>PREENCHER</w:t>
-            </w:r>
-            <w:r>
-              <w:rPr>
-                <w:rFonts w:ascii="Arial" w:hAnsi="Arial" w:cs="Arial"/>
-                <w:b/>
-                <w:bCs/>
-                <w:kern w:val="0"/>
-                <w14:ligatures w14:val="none"/>
-              </w:rPr>
-              <w:t>]</w:t>
+              <w:t xml:space="preserve">{NUMERO_CONTRATO}</w:t>
             </w:r>
           </w:p>
         </w:tc>
@@ -1320,27 +910,7 @@
                 <w:kern w:val="0"/>
                 <w14:ligatures w14:val="none"/>
               </w:rPr>
-              <w:t>[</w:t>
-            </w:r>
-            <w:r>
-              <w:rPr>
-                <w:rFonts w:ascii="Arial" w:hAnsi="Arial" w:cs="Arial"/>
-                <w:b/>
-                <w:bCs/>
-                <w:kern w:val="0"/>
-                <w14:ligatures w14:val="none"/>
-              </w:rPr>
-              <w:t>PREENCHER</w:t>
-            </w:r>
-            <w:r>
-              <w:rPr>
-                <w:rFonts w:ascii="Arial" w:hAnsi="Arial" w:cs="Arial"/>
-                <w:b/>
-                <w:bCs/>
-                <w:kern w:val="0"/>
-                <w14:ligatures w14:val="none"/>
-              </w:rPr>
-              <w:t>]</w:t>
+              <w:t xml:space="preserve">{VALOR_PRINCIPAL}</w:t>
             </w:r>
           </w:p>
         </w:tc>
@@ -1409,27 +979,7 @@
                 <w:kern w:val="0"/>
                 <w14:ligatures w14:val="none"/>
               </w:rPr>
-              <w:t>[</w:t>
-            </w:r>
-            <w:r>
-              <w:rPr>
-                <w:rFonts w:ascii="Arial" w:hAnsi="Arial" w:cs="Arial"/>
-                <w:b/>
-                <w:bCs/>
-                <w:kern w:val="0"/>
-                <w14:ligatures w14:val="none"/>
-              </w:rPr>
-              <w:t>PREENCHER</w:t>
-            </w:r>
-            <w:r>
-              <w:rPr>
-                <w:rFonts w:ascii="Arial" w:hAnsi="Arial" w:cs="Arial"/>
-                <w:b/>
-                <w:bCs/>
-                <w:kern w:val="0"/>
-                <w14:ligatures w14:val="none"/>
-              </w:rPr>
-              <w:t>]</w:t>
+              <w:t xml:space="preserve">{VALOR_LIQUIDO}</w:t>
             </w:r>
           </w:p>
         </w:tc>
@@ -1498,27 +1048,7 @@
                 <w:kern w:val="0"/>
                 <w14:ligatures w14:val="none"/>
               </w:rPr>
-              <w:t>[</w:t>
-            </w:r>
-            <w:r>
-              <w:rPr>
-                <w:rFonts w:ascii="Arial" w:hAnsi="Arial" w:cs="Arial"/>
-                <w:b/>
-                <w:bCs/>
-                <w:kern w:val="0"/>
-                <w14:ligatures w14:val="none"/>
-              </w:rPr>
-              <w:t>PREENCHER</w:t>
-            </w:r>
-            <w:r>
-              <w:rPr>
-                <w:rFonts w:ascii="Arial" w:hAnsi="Arial" w:cs="Arial"/>
-                <w:b/>
-                <w:bCs/>
-                <w:kern w:val="0"/>
-                <w14:ligatures w14:val="none"/>
-              </w:rPr>
-              <w:t>]</w:t>
+              <w:t xml:space="preserve">{VALOR_TOTAL}</w:t>
             </w:r>
           </w:p>
         </w:tc>
@@ -1587,7 +1117,7 @@
                 <w:kern w:val="0"/>
                 <w14:ligatures w14:val="none"/>
               </w:rPr>
-              <w:t>[</w:t>
+              <w:t xml:space="preserve">{TAXA_JUROS_MES}</w:t>
             </w:r>
             <w:r>
               <w:rPr>
@@ -1597,7 +1127,7 @@
                 <w:kern w:val="0"/>
                 <w14:ligatures w14:val="none"/>
               </w:rPr>
-              <w:t>PREENCHER</w:t>
+              <w:t xml:space="preserve"> e </w:t>
             </w:r>
             <w:r>
               <w:rPr>
@@ -1607,7 +1137,7 @@
                 <w:kern w:val="0"/>
                 <w14:ligatures w14:val="none"/>
               </w:rPr>
-              <w:t>]</w:t>
+              <w:t xml:space="preserve">{TAXA_JUROS_ANO}</w:t>
             </w:r>
           </w:p>
         </w:tc>
@@ -1676,27 +1206,7 @@
                 <w:kern w:val="0"/>
                 <w14:ligatures w14:val="none"/>
               </w:rPr>
-              <w:t>[</w:t>
-            </w:r>
-            <w:r>
-              <w:rPr>
-                <w:rFonts w:ascii="Arial" w:hAnsi="Arial" w:cs="Arial"/>
-                <w:b/>
-                <w:bCs/>
-                <w:kern w:val="0"/>
-                <w14:ligatures w14:val="none"/>
-              </w:rPr>
-              <w:t>PREENCHER</w:t>
-            </w:r>
-            <w:r>
-              <w:rPr>
-                <w:rFonts w:ascii="Arial" w:hAnsi="Arial" w:cs="Arial"/>
-                <w:b/>
-                <w:bCs/>
-                <w:kern w:val="0"/>
-                <w14:ligatures w14:val="none"/>
-              </w:rPr>
-              <w:t>]</w:t>
+              <w:t xml:space="preserve">{CET}</w:t>
             </w:r>
           </w:p>
         </w:tc>
@@ -1769,27 +1279,7 @@
                 <w:kern w:val="0"/>
                 <w14:ligatures w14:val="none"/>
               </w:rPr>
-              <w:t>[</w:t>
-            </w:r>
-            <w:r>
-              <w:rPr>
-                <w:rFonts w:ascii="Arial" w:hAnsi="Arial" w:cs="Arial"/>
-                <w:b/>
-                <w:bCs/>
-                <w:kern w:val="0"/>
-                <w14:ligatures w14:val="none"/>
-              </w:rPr>
-              <w:t>PREENCHER</w:t>
-            </w:r>
-            <w:r>
-              <w:rPr>
-                <w:rFonts w:ascii="Arial" w:hAnsi="Arial" w:cs="Arial"/>
-                <w:b/>
-                <w:bCs/>
-                <w:kern w:val="0"/>
-                <w14:ligatures w14:val="none"/>
-              </w:rPr>
-              <w:t>]</w:t>
+              <w:t xml:space="preserve">{QTD_PARCELAS}</w:t>
             </w:r>
           </w:p>
         </w:tc>
@@ -1858,27 +1348,7 @@
                 <w:kern w:val="0"/>
                 <w14:ligatures w14:val="none"/>
               </w:rPr>
-              <w:t>[</w:t>
-            </w:r>
-            <w:r>
-              <w:rPr>
-                <w:rFonts w:ascii="Arial" w:hAnsi="Arial" w:cs="Arial"/>
-                <w:b/>
-                <w:bCs/>
-                <w:kern w:val="0"/>
-                <w14:ligatures w14:val="none"/>
-              </w:rPr>
-              <w:t>PREENCHER</w:t>
-            </w:r>
-            <w:r>
-              <w:rPr>
-                <w:rFonts w:ascii="Arial" w:hAnsi="Arial" w:cs="Arial"/>
-                <w:b/>
-                <w:bCs/>
-                <w:kern w:val="0"/>
-                <w14:ligatures w14:val="none"/>
-              </w:rPr>
-              <w:t>]</w:t>
+              <w:t xml:space="preserve">{VALOR_PARCELA}</w:t>
             </w:r>
           </w:p>
         </w:tc>
@@ -1915,6 +1385,7 @@
                 <w:szCs w:val="18"/>
                 <w14:ligatures w14:val="none"/>
               </w:rPr>
+              <w:lastRenderedPageBreak/>
               <w:t>Tarifa de avaliação</w:t>
             </w:r>
           </w:p>
@@ -1947,27 +1418,7 @@
                 <w:kern w:val="0"/>
                 <w14:ligatures w14:val="none"/>
               </w:rPr>
-              <w:t>[</w:t>
-            </w:r>
-            <w:r>
-              <w:rPr>
-                <w:rFonts w:ascii="Arial" w:hAnsi="Arial" w:cs="Arial"/>
-                <w:b/>
-                <w:bCs/>
-                <w:kern w:val="0"/>
-                <w14:ligatures w14:val="none"/>
-              </w:rPr>
-              <w:t>PREENCHER</w:t>
-            </w:r>
-            <w:r>
-              <w:rPr>
-                <w:rFonts w:ascii="Arial" w:hAnsi="Arial" w:cs="Arial"/>
-                <w:b/>
-                <w:bCs/>
-                <w:kern w:val="0"/>
-                <w14:ligatures w14:val="none"/>
-              </w:rPr>
-              <w:t>]</w:t>
+              <w:t xml:space="preserve">{TARIFA_AVALIACAO}</w:t>
             </w:r>
           </w:p>
         </w:tc>
@@ -2036,27 +1487,7 @@
                 <w:kern w:val="0"/>
                 <w14:ligatures w14:val="none"/>
               </w:rPr>
-              <w:t>[</w:t>
-            </w:r>
-            <w:r>
-              <w:rPr>
-                <w:rFonts w:ascii="Arial" w:hAnsi="Arial" w:cs="Arial"/>
-                <w:b/>
-                <w:bCs/>
-                <w:kern w:val="0"/>
-                <w14:ligatures w14:val="none"/>
-              </w:rPr>
-              <w:t>PREENCHER</w:t>
-            </w:r>
-            <w:r>
-              <w:rPr>
-                <w:rFonts w:ascii="Arial" w:hAnsi="Arial" w:cs="Arial"/>
-                <w:b/>
-                <w:bCs/>
-                <w:kern w:val="0"/>
-                <w14:ligatures w14:val="none"/>
-              </w:rPr>
-              <w:t>]</w:t>
+              <w:t xml:space="preserve">{DESPESAS_REGISTRO}</w:t>
             </w:r>
           </w:p>
         </w:tc>
@@ -2127,27 +1558,7 @@
                 <w:kern w:val="0"/>
                 <w14:ligatures w14:val="none"/>
               </w:rPr>
-              <w:t>[</w:t>
-            </w:r>
-            <w:r>
-              <w:rPr>
-                <w:rFonts w:ascii="Arial" w:hAnsi="Arial" w:cs="Arial"/>
-                <w:b/>
-                <w:bCs/>
-                <w:kern w:val="0"/>
-                <w14:ligatures w14:val="none"/>
-              </w:rPr>
-              <w:t>PREENCHER</w:t>
-            </w:r>
-            <w:r>
-              <w:rPr>
-                <w:rFonts w:ascii="Arial" w:hAnsi="Arial" w:cs="Arial"/>
-                <w:b/>
-                <w:bCs/>
-                <w:kern w:val="0"/>
-                <w14:ligatures w14:val="none"/>
-              </w:rPr>
-              <w:t>]</w:t>
+              <w:t xml:space="preserve">{SEGURO}</w:t>
             </w:r>
           </w:p>
         </w:tc>
@@ -2187,7 +1598,6 @@
                 <w:szCs w:val="18"/>
                 <w14:ligatures w14:val="none"/>
               </w:rPr>
-              <w:lastRenderedPageBreak/>
               <w:t>Tarifa de cadastro</w:t>
             </w:r>
           </w:p>
@@ -2219,27 +1629,7 @@
                 <w:kern w:val="0"/>
                 <w14:ligatures w14:val="none"/>
               </w:rPr>
-              <w:t>[</w:t>
-            </w:r>
-            <w:r>
-              <w:rPr>
-                <w:rFonts w:ascii="Arial" w:hAnsi="Arial" w:cs="Arial"/>
-                <w:b/>
-                <w:bCs/>
-                <w:kern w:val="0"/>
-                <w14:ligatures w14:val="none"/>
-              </w:rPr>
-              <w:t>PREENCHER</w:t>
-            </w:r>
-            <w:r>
-              <w:rPr>
-                <w:rFonts w:ascii="Arial" w:hAnsi="Arial" w:cs="Arial"/>
-                <w:b/>
-                <w:bCs/>
-                <w:kern w:val="0"/>
-                <w14:ligatures w14:val="none"/>
-              </w:rPr>
-              <w:t>]</w:t>
+              <w:t xml:space="preserve">{TARIFA_CADASTRO}</w:t>
             </w:r>
           </w:p>
         </w:tc>
@@ -2247,6 +1637,18 @@
     </w:tbl>
     <w:p>
       <w:pPr>
+        <w:suppressAutoHyphens/>
+        <w:spacing w:after="0" w:line="360" w:lineRule="auto"/>
+        <w:jc w:val="both"/>
+        <w:rPr>
+          <w:rFonts w:ascii="Arial" w:hAnsi="Arial" w:cs="Arial"/>
+          <w:kern w:val="0"/>
+          <w14:ligatures w14:val="none"/>
+        </w:rPr>
+      </w:pPr>
+    </w:p>
+    <w:p>
+      <w:pPr>
         <w:pStyle w:val="PargrafodaLista"/>
         <w:suppressAutoHyphens/>
         <w:spacing w:after="0" w:line="360" w:lineRule="auto"/>
@@ -2258,6 +1660,123 @@
           <w14:ligatures w14:val="none"/>
         </w:rPr>
       </w:pPr>
+      <w:r>
+        <w:rPr>
+          <w:rFonts w:ascii="Arial" w:hAnsi="Arial" w:cs="Arial"/>
+          <w:kern w:val="0"/>
+          <w14:ligatures w14:val="none"/>
+        </w:rPr>
+        <w:t xml:space="preserve">Com o início dos pagamentos, a parte autora percebeu </w:t>
+      </w:r>
+      <w:r>
+        <w:rPr>
+          <w:rFonts w:ascii="Arial" w:hAnsi="Arial" w:cs="Arial"/>
+          <w:b/>
+          <w:bCs/>
+          <w:kern w:val="0"/>
+          <w14:ligatures w14:val="none"/>
+        </w:rPr>
+        <w:t>significativa discrepância entre o valor efetivamente liberado e o montante final exigido</w:t>
+      </w:r>
+      <w:r>
+        <w:rPr>
+          <w:rFonts w:ascii="Arial" w:hAnsi="Arial" w:cs="Arial"/>
+          <w:kern w:val="0"/>
+          <w14:ligatures w14:val="none"/>
+        </w:rPr>
+        <w:t>, evidenciando onerosidade excessiva na relação contratual</w:t>
+      </w:r>
+      <w:r>
+        <w:rPr>
+          <w:rFonts w:ascii="Arial" w:hAnsi="Arial" w:cs="Arial"/>
+          <w:kern w:val="0"/>
+          <w14:ligatures w14:val="none"/>
+        </w:rPr>
+        <w:t xml:space="preserve">, </w:t>
+      </w:r>
+      <w:r>
+        <w:rPr>
+          <w:rFonts w:ascii="Arial" w:hAnsi="Arial" w:cs="Arial"/>
+          <w:kern w:val="0"/>
+          <w14:ligatures w14:val="none"/>
+        </w:rPr>
+        <w:t>hipótese de abuso vedada pelo art. 39, V, do C</w:t>
+      </w:r>
+      <w:r>
+        <w:rPr>
+          <w:rFonts w:ascii="Arial" w:hAnsi="Arial" w:cs="Arial"/>
+          <w:kern w:val="0"/>
+          <w14:ligatures w14:val="none"/>
+        </w:rPr>
+        <w:t>DC</w:t>
+      </w:r>
+      <w:r>
+        <w:rPr>
+          <w:rStyle w:val="Refdenotaderodap"/>
+          <w:rFonts w:ascii="Arial" w:hAnsi="Arial" w:cs="Arial"/>
+          <w:kern w:val="0"/>
+          <w14:ligatures w14:val="none"/>
+        </w:rPr>
+        <w:footnoteReference w:id="1"/>
+      </w:r>
+      <w:r>
+        <w:rPr>
+          <w:rFonts w:ascii="Arial" w:hAnsi="Arial" w:cs="Arial"/>
+          <w:kern w:val="0"/>
+          <w14:ligatures w14:val="none"/>
+        </w:rPr>
+        <w:t>, bem como pelo art. 51, IV</w:t>
+      </w:r>
+      <w:r>
+        <w:rPr>
+          <w:rStyle w:val="Refdenotaderodap"/>
+          <w:rFonts w:ascii="Arial" w:hAnsi="Arial" w:cs="Arial"/>
+          <w:kern w:val="0"/>
+          <w14:ligatures w14:val="none"/>
+        </w:rPr>
+        <w:footnoteReference w:id="2"/>
+      </w:r>
+      <w:r>
+        <w:rPr>
+          <w:rFonts w:ascii="Arial" w:hAnsi="Arial" w:cs="Arial"/>
+          <w:kern w:val="0"/>
+          <w14:ligatures w14:val="none"/>
+        </w:rPr>
+        <w:t xml:space="preserve"> e §</w:t>
+      </w:r>
+      <w:r>
+        <w:rPr>
+          <w:rFonts w:ascii="Arial" w:hAnsi="Arial" w:cs="Arial"/>
+          <w:kern w:val="0"/>
+          <w14:ligatures w14:val="none"/>
+        </w:rPr>
+        <w:t xml:space="preserve"> </w:t>
+      </w:r>
+      <w:r>
+        <w:rPr>
+          <w:rFonts w:ascii="Arial" w:hAnsi="Arial" w:cs="Arial"/>
+          <w:kern w:val="0"/>
+          <w14:ligatures w14:val="none"/>
+        </w:rPr>
+        <w:t>1º, III</w:t>
+      </w:r>
+      <w:r>
+        <w:rPr>
+          <w:rStyle w:val="Refdenotaderodap"/>
+          <w:rFonts w:ascii="Arial" w:hAnsi="Arial" w:cs="Arial"/>
+          <w:kern w:val="0"/>
+          <w14:ligatures w14:val="none"/>
+        </w:rPr>
+        <w:footnoteReference w:id="3"/>
+      </w:r>
+      <w:r>
+        <w:rPr>
+          <w:rFonts w:ascii="Arial" w:hAnsi="Arial" w:cs="Arial"/>
+          <w:kern w:val="0"/>
+          <w14:ligatures w14:val="none"/>
+        </w:rPr>
+        <w:t>, que determina a nulidade das cláusulas que coloquem o consumidor em desvantagem exagerada ou que estabeleçam prestações desproporcionais.</w:t>
+      </w:r>
     </w:p>
     <w:p>
       <w:pPr>
@@ -2272,89 +1791,35 @@
           <w14:ligatures w14:val="none"/>
         </w:rPr>
       </w:pPr>
-      <w:r>
-        <w:rPr>
-          <w:rFonts w:ascii="Arial" w:hAnsi="Arial" w:cs="Arial"/>
-          <w:kern w:val="0"/>
-          <w14:ligatures w14:val="none"/>
-        </w:rPr>
-        <w:t xml:space="preserve">Com o início dos pagamentos, a parte autora percebeu </w:t>
-      </w:r>
-      <w:r>
-        <w:rPr>
-          <w:rFonts w:ascii="Arial" w:hAnsi="Arial" w:cs="Arial"/>
-          <w:b/>
-          <w:bCs/>
-          <w:kern w:val="0"/>
-          <w14:ligatures w14:val="none"/>
-        </w:rPr>
-        <w:t>significativa discrepância entre o valor efetivamente liberado e o montante final exigido</w:t>
-      </w:r>
-      <w:r>
-        <w:rPr>
-          <w:rFonts w:ascii="Arial" w:hAnsi="Arial" w:cs="Arial"/>
-          <w:kern w:val="0"/>
-          <w14:ligatures w14:val="none"/>
-        </w:rPr>
-        <w:t>, evidenciando onerosidade excessiva na relação contratual</w:t>
-      </w:r>
-      <w:r>
-        <w:rPr>
-          <w:rFonts w:ascii="Arial" w:hAnsi="Arial" w:cs="Arial"/>
-          <w:kern w:val="0"/>
-          <w14:ligatures w14:val="none"/>
-        </w:rPr>
-        <w:t xml:space="preserve">, </w:t>
-      </w:r>
-      <w:r>
-        <w:rPr>
-          <w:rFonts w:ascii="Arial" w:hAnsi="Arial" w:cs="Arial"/>
-          <w:kern w:val="0"/>
-          <w14:ligatures w14:val="none"/>
-        </w:rPr>
-        <w:t>hipótese de abuso vedada pelo art. 39, V, do C</w:t>
-      </w:r>
-      <w:r>
-        <w:rPr>
-          <w:rFonts w:ascii="Arial" w:hAnsi="Arial" w:cs="Arial"/>
-          <w:kern w:val="0"/>
-          <w14:ligatures w14:val="none"/>
-        </w:rPr>
-        <w:t>DC</w:t>
-      </w:r>
-      <w:r>
-        <w:rPr>
-          <w:rStyle w:val="Refdenotaderodap"/>
-          <w:rFonts w:ascii="Arial" w:hAnsi="Arial" w:cs="Arial"/>
-          <w:kern w:val="0"/>
-          <w14:ligatures w14:val="none"/>
-        </w:rPr>
-        <w:footnoteReference w:id="1"/>
-      </w:r>
-      <w:r>
-        <w:rPr>
-          <w:rFonts w:ascii="Arial" w:hAnsi="Arial" w:cs="Arial"/>
-          <w:kern w:val="0"/>
-          <w14:ligatures w14:val="none"/>
-        </w:rPr>
-        <w:t>, bem como pelo art. 51, IV</w:t>
-      </w:r>
-      <w:r>
-        <w:rPr>
-          <w:rStyle w:val="Refdenotaderodap"/>
-          <w:rFonts w:ascii="Arial" w:hAnsi="Arial" w:cs="Arial"/>
-          <w:kern w:val="0"/>
-          <w14:ligatures w14:val="none"/>
-        </w:rPr>
-        <w:footnoteReference w:id="2"/>
-      </w:r>
-      <w:r>
-        <w:rPr>
-          <w:rFonts w:ascii="Arial" w:hAnsi="Arial" w:cs="Arial"/>
-          <w:kern w:val="0"/>
-          <w14:ligatures w14:val="none"/>
-        </w:rPr>
-        <w:t xml:space="preserve"> e §</w:t>
+    </w:p>
+    <w:p>
+      <w:pPr>
+        <w:pStyle w:val="PargrafodaLista"/>
+        <w:suppressAutoHyphens/>
+        <w:spacing w:after="0" w:line="360" w:lineRule="auto"/>
+        <w:ind w:left="0" w:firstLine="2835"/>
+        <w:jc w:val="both"/>
+        <w:rPr>
+          <w:rFonts w:ascii="Arial" w:hAnsi="Arial" w:cs="Arial"/>
+          <w:kern w:val="0"/>
+          <w14:ligatures w14:val="none"/>
+        </w:rPr>
+      </w:pPr>
+      <w:r>
+        <w:rPr>
+          <w:rFonts w:ascii="Arial" w:hAnsi="Arial" w:cs="Arial"/>
+          <w:kern w:val="0"/>
+          <w14:ligatures w14:val="none"/>
+        </w:rPr>
+        <w:t>Nesse sentido, a</w:t>
+      </w:r>
+      <w:r>
+        <w:rPr>
+          <w:rFonts w:ascii="Arial" w:hAnsi="Arial" w:cs="Arial"/>
+          <w:kern w:val="0"/>
+          <w14:ligatures w14:val="none"/>
+        </w:rPr>
+        <w:t xml:space="preserve"> mera multiplicação das parcelas demonstra um custo global extremamente elevado, destoando da taxa informada no instrumento.</w:t>
       </w:r>
       <w:r>
         <w:rPr>
@@ -2370,24 +1835,15 @@
           <w:kern w:val="0"/>
           <w14:ligatures w14:val="none"/>
         </w:rPr>
-        <w:t>1º, III</w:t>
-      </w:r>
-      <w:r>
-        <w:rPr>
-          <w:rStyle w:val="Refdenotaderodap"/>
-          <w:rFonts w:ascii="Arial" w:hAnsi="Arial" w:cs="Arial"/>
-          <w:kern w:val="0"/>
-          <w14:ligatures w14:val="none"/>
-        </w:rPr>
-        <w:footnoteReference w:id="3"/>
-      </w:r>
-      <w:r>
-        <w:rPr>
-          <w:rFonts w:ascii="Arial" w:hAnsi="Arial" w:cs="Arial"/>
-          <w:kern w:val="0"/>
-          <w14:ligatures w14:val="none"/>
-        </w:rPr>
-        <w:t>, que determina a nulidade das cláusulas que coloquem o consumidor em desvantagem exagerada ou que estabeleçam prestações desproporcionais.</w:t>
+        <w:t>A conferência detalhada das cláusulas revela, ainda, possível divergência entre a taxa de juros declarada e a efetivamente aplicada na composição das prestações, indicando majoração indevida do custo da operação.</w:t>
+      </w:r>
+      <w:r>
+        <w:rPr>
+          <w:rFonts w:ascii="Arial" w:hAnsi="Arial" w:cs="Arial"/>
+          <w:kern w:val="0"/>
+          <w14:ligatures w14:val="none"/>
+        </w:rPr>
+        <w:t xml:space="preserve"> </w:t>
       </w:r>
     </w:p>
     <w:p>
@@ -2423,39 +1879,75 @@
           <w:kern w:val="0"/>
           <w14:ligatures w14:val="none"/>
         </w:rPr>
-        <w:t>Nesse sentido, a</w:t>
-      </w:r>
-      <w:r>
-        <w:rPr>
-          <w:rFonts w:ascii="Arial" w:hAnsi="Arial" w:cs="Arial"/>
-          <w:kern w:val="0"/>
-          <w14:ligatures w14:val="none"/>
-        </w:rPr>
-        <w:t xml:space="preserve"> mera multiplicação das parcelas demonstra um custo global extremamente elevado, destoando da taxa informada no instrumento.</w:t>
-      </w:r>
-      <w:r>
-        <w:rPr>
-          <w:rFonts w:ascii="Arial" w:hAnsi="Arial" w:cs="Arial"/>
-          <w:kern w:val="0"/>
-          <w14:ligatures w14:val="none"/>
-        </w:rPr>
-        <w:t xml:space="preserve"> </w:t>
-      </w:r>
-      <w:r>
-        <w:rPr>
-          <w:rFonts w:ascii="Arial" w:hAnsi="Arial" w:cs="Arial"/>
-          <w:kern w:val="0"/>
-          <w14:ligatures w14:val="none"/>
-        </w:rPr>
-        <w:t>A conferência detalhada das cláusulas revela, ainda, possível divergência entre a taxa de juros declarada e a efetivamente aplicada na composição das prestações, indicando majoração indevida do custo da operação.</w:t>
-      </w:r>
-      <w:r>
-        <w:rPr>
-          <w:rFonts w:ascii="Arial" w:hAnsi="Arial" w:cs="Arial"/>
-          <w:kern w:val="0"/>
-          <w14:ligatures w14:val="none"/>
-        </w:rPr>
-        <w:t xml:space="preserve"> </w:t>
+        <w:t>Some-se a isso o fato de que os encargos adicionais, como a tarifa de</w:t>
+      </w:r>
+      <w:r>
+        <w:rPr>
+          <w:rFonts w:ascii="Arial" w:hAnsi="Arial" w:cs="Arial"/>
+          <w:kern w:val="0"/>
+          <w14:ligatures w14:val="none"/>
+        </w:rPr>
+        <w:t xml:space="preserve"> avaliação</w:t>
+      </w:r>
+      <w:r>
+        <w:rPr>
+          <w:rFonts w:ascii="Arial" w:hAnsi="Arial" w:cs="Arial"/>
+          <w:kern w:val="0"/>
+          <w14:ligatures w14:val="none"/>
+        </w:rPr>
+        <w:t xml:space="preserve"> e outras despesas administrativas, </w:t>
+      </w:r>
+      <w:r>
+        <w:rPr>
+          <w:rFonts w:ascii="Arial" w:hAnsi="Arial" w:cs="Arial"/>
+          <w:b/>
+          <w:bCs/>
+          <w:kern w:val="0"/>
+          <w14:ligatures w14:val="none"/>
+        </w:rPr>
+        <w:t>não foram devidamente discriminados</w:t>
+      </w:r>
+      <w:r>
+        <w:rPr>
+          <w:rFonts w:ascii="Arial" w:hAnsi="Arial" w:cs="Arial"/>
+          <w:kern w:val="0"/>
+          <w14:ligatures w14:val="none"/>
+        </w:rPr>
+        <w:t xml:space="preserve">, tampouco </w:t>
+      </w:r>
+      <w:r>
+        <w:rPr>
+          <w:rFonts w:ascii="Arial" w:hAnsi="Arial" w:cs="Arial"/>
+          <w:b/>
+          <w:bCs/>
+          <w:kern w:val="0"/>
+          <w14:ligatures w14:val="none"/>
+        </w:rPr>
+        <w:t>foi apresentada à parte autora qualquer comprovação da efetiva realização dos serviços correspondentes</w:t>
+      </w:r>
+      <w:r>
+        <w:rPr>
+          <w:rFonts w:ascii="Arial" w:hAnsi="Arial" w:cs="Arial"/>
+          <w:kern w:val="0"/>
+          <w14:ligatures w14:val="none"/>
+        </w:rPr>
+        <w:t xml:space="preserve">, o que viola o entendimento firmado pelo Superior Tribunal de Justiça </w:t>
+      </w:r>
+      <w:r>
+        <w:rPr>
+          <w:rFonts w:ascii="Arial" w:hAnsi="Arial" w:cs="Arial"/>
+          <w:kern w:val="0"/>
+          <w14:ligatures w14:val="none"/>
+        </w:rPr>
+        <w:t xml:space="preserve">(STJ) </w:t>
+      </w:r>
+      <w:r>
+        <w:rPr>
+          <w:rFonts w:ascii="Arial" w:hAnsi="Arial" w:cs="Arial"/>
+          <w:kern w:val="0"/>
+          <w14:ligatures w14:val="none"/>
+        </w:rPr>
+        <w:t>no Recurso Especial Repetitivo n. 1.578.553/SP (Tema 958).</w:t>
       </w:r>
     </w:p>
     <w:p>
@@ -2491,59 +1983,8 @@
           <w:kern w:val="0"/>
           <w14:ligatures w14:val="none"/>
         </w:rPr>
-        <w:t xml:space="preserve">Some-se a isso o fato de que os encargos adicionais, como a tarifa de cadastro e outras despesas administrativas, </w:t>
-      </w:r>
-      <w:r>
-        <w:rPr>
-          <w:rFonts w:ascii="Arial" w:hAnsi="Arial" w:cs="Arial"/>
-          <w:b/>
-          <w:bCs/>
-          <w:kern w:val="0"/>
-          <w14:ligatures w14:val="none"/>
-        </w:rPr>
-        <w:t>não foram devidamente discriminados</w:t>
-      </w:r>
-      <w:r>
-        <w:rPr>
-          <w:rFonts w:ascii="Arial" w:hAnsi="Arial" w:cs="Arial"/>
-          <w:kern w:val="0"/>
-          <w14:ligatures w14:val="none"/>
-        </w:rPr>
-        <w:t xml:space="preserve">, tampouco </w:t>
-      </w:r>
-      <w:r>
-        <w:rPr>
-          <w:rFonts w:ascii="Arial" w:hAnsi="Arial" w:cs="Arial"/>
-          <w:b/>
-          <w:bCs/>
-          <w:kern w:val="0"/>
-          <w14:ligatures w14:val="none"/>
-        </w:rPr>
-        <w:t>foi apresentada à parte autora qualquer comprovação da efetiva realização dos serviços correspondentes</w:t>
-      </w:r>
-      <w:r>
-        <w:rPr>
-          <w:rFonts w:ascii="Arial" w:hAnsi="Arial" w:cs="Arial"/>
-          <w:kern w:val="0"/>
-          <w14:ligatures w14:val="none"/>
-        </w:rPr>
-        <w:t xml:space="preserve">, o que viola o entendimento firmado pelo Superior Tribunal de Justiça </w:t>
-      </w:r>
-      <w:r>
-        <w:rPr>
-          <w:rFonts w:ascii="Arial" w:hAnsi="Arial" w:cs="Arial"/>
-          <w:kern w:val="0"/>
-          <w14:ligatures w14:val="none"/>
-        </w:rPr>
-        <w:t xml:space="preserve">(STJ) </w:t>
-      </w:r>
-      <w:r>
-        <w:rPr>
-          <w:rFonts w:ascii="Arial" w:hAnsi="Arial" w:cs="Arial"/>
-          <w:kern w:val="0"/>
-          <w14:ligatures w14:val="none"/>
-        </w:rPr>
-        <w:t>no Recurso Especial Repetitivo n. 1.578.553/SP (Tema 958).</w:t>
+        <w:lastRenderedPageBreak/>
+        <w:t>Diante desse conjunto de inconsistências, torna-se necessária a intervenção judicial para verificar a taxa efetivamente aplicada, corrigir as distorções identificadas e restabelecer o equilíbrio econômico do contrato, assegurando o cumprimento dos princípios da transparência, da boa-fé objetiva e da equidade.</w:t>
       </w:r>
     </w:p>
     <w:p>
@@ -2559,37 +2000,6 @@
           <w14:ligatures w14:val="none"/>
         </w:rPr>
       </w:pPr>
-    </w:p>
-    <w:p>
-      <w:pPr>
-        <w:pStyle w:val="PargrafodaLista"/>
-        <w:suppressAutoHyphens/>
-        <w:spacing w:after="0" w:line="360" w:lineRule="auto"/>
-        <w:ind w:left="0" w:firstLine="2835"/>
-        <w:jc w:val="both"/>
-        <w:rPr>
-          <w:rFonts w:ascii="Arial" w:hAnsi="Arial" w:cs="Arial"/>
-          <w:kern w:val="0"/>
-          <w14:ligatures w14:val="none"/>
-        </w:rPr>
-      </w:pPr>
-      <w:r>
-        <w:rPr>
-          <w:rFonts w:ascii="Arial" w:hAnsi="Arial" w:cs="Arial"/>
-          <w:kern w:val="0"/>
-          <w14:ligatures w14:val="none"/>
-        </w:rPr>
-        <w:t xml:space="preserve">Diante desse conjunto de inconsistências, torna-se necessária a intervenção judicial para verificar a taxa efetivamente aplicada, corrigir as distorções identificadas e restabelecer o equilíbrio econômico do </w:t>
-      </w:r>
-      <w:r>
-        <w:rPr>
-          <w:rFonts w:ascii="Arial" w:hAnsi="Arial" w:cs="Arial"/>
-          <w:kern w:val="0"/>
-          <w14:ligatures w14:val="none"/>
-        </w:rPr>
-        <w:lastRenderedPageBreak/>
-        <w:t>contrato, assegurando o cumprimento dos princípios da transparência, da boa-fé objetiva e da equidade.</w:t>
-      </w:r>
     </w:p>
     <w:p>
       <w:pPr>
@@ -2844,7 +2254,16 @@
           <w:kern w:val="0"/>
           <w14:ligatures w14:val="none"/>
         </w:rPr>
-        <w:t>Ressalte-se, ainda, a manifesta hipossuficiência técnica da parte requerente em relação ao fornecedor de serviços financeiros, aliada à verossimilhança das alegações apresentadas. Tais circunstâncias autorizam, de forma plena, a aplicação do art. 6º, VIII, do CDC, com a consequente inversão do ônus da prova</w:t>
+        <w:t xml:space="preserve">Ressalte-se, ainda, a manifesta hipossuficiência técnica da parte requerente em relação ao fornecedor de serviços financeiros, aliada à verossimilhança das alegações apresentadas. Tais circunstâncias </w:t>
+      </w:r>
+      <w:r>
+        <w:rPr>
+          <w:rFonts w:ascii="Arial" w:hAnsi="Arial" w:cs="Arial"/>
+          <w:kern w:val="0"/>
+          <w14:ligatures w14:val="none"/>
+        </w:rPr>
+        <w:lastRenderedPageBreak/>
+        <w:t>autorizam, de forma plena, a aplicação do art. 6º, VIII, do CDC, com a consequente inversão do ônus da prova</w:t>
       </w:r>
       <w:r>
         <w:rPr>
@@ -2904,16 +2323,7 @@
           <w:kern w:val="0"/>
           <w14:ligatures w14:val="none"/>
         </w:rPr>
-        <w:t xml:space="preserve">a inversão do ônus da prova é medida essencial para garantir o equilíbrio processual, assegurar o acesso efetivo ao </w:t>
-      </w:r>
-      <w:r>
-        <w:rPr>
-          <w:rFonts w:ascii="Arial" w:hAnsi="Arial" w:cs="Arial"/>
-          <w:kern w:val="0"/>
-          <w14:ligatures w14:val="none"/>
-        </w:rPr>
-        <w:lastRenderedPageBreak/>
-        <w:t>direito material discutido e permitir apuração adequada das informações relativas ao contrato de financiamento, sobretudo diante das inconsistências já apontadas na formação do débito.</w:t>
+        <w:t>a inversão do ônus da prova é medida essencial para garantir o equilíbrio processual, assegurar o acesso efetivo ao direito material discutido e permitir apuração adequada das informações relativas ao contrato de financiamento, sobretudo diante das inconsistências já apontadas na formação do débito.</w:t>
       </w:r>
     </w:p>
     <w:p>
@@ -3049,27 +2459,7 @@
           <w:kern w:val="0"/>
           <w14:ligatures w14:val="none"/>
         </w:rPr>
-        <w:t>[</w:t>
-      </w:r>
-      <w:r>
-        <w:rPr>
-          <w:rFonts w:ascii="Arial" w:hAnsi="Arial" w:cs="Arial"/>
-          <w:b/>
-          <w:bCs/>
-          <w:kern w:val="0"/>
-          <w14:ligatures w14:val="none"/>
-        </w:rPr>
-        <w:t>PREENCHER</w:t>
-      </w:r>
-      <w:r>
-        <w:rPr>
-          <w:rFonts w:ascii="Arial" w:hAnsi="Arial" w:cs="Arial"/>
-          <w:b/>
-          <w:bCs/>
-          <w:kern w:val="0"/>
-          <w14:ligatures w14:val="none"/>
-        </w:rPr>
-        <w:t>]</w:t>
+        <w:t xml:space="preserve">{TAXA_JUROS_MES}</w:t>
       </w:r>
       <w:r>
         <w:rPr>
@@ -3079,6 +2469,7 @@
         </w:rPr>
         <w:t>%</w:t>
       </w:r>
+      <w:proofErr w:type="gramEnd"/>
       <w:r>
         <w:rPr>
           <w:rFonts w:ascii="Arial" w:hAnsi="Arial" w:cs="Arial"/>
@@ -3103,36 +2494,19 @@
           <w:kern w:val="0"/>
           <w14:ligatures w14:val="none"/>
         </w:rPr>
-        <w:t>[</w:t>
-      </w:r>
-      <w:r>
-        <w:rPr>
-          <w:rFonts w:ascii="Arial" w:hAnsi="Arial" w:cs="Arial"/>
-          <w:b/>
-          <w:bCs/>
-          <w:kern w:val="0"/>
-          <w14:ligatures w14:val="none"/>
-        </w:rPr>
-        <w:t>PREENCHER</w:t>
-      </w:r>
-      <w:r>
-        <w:rPr>
-          <w:rFonts w:ascii="Arial" w:hAnsi="Arial" w:cs="Arial"/>
-          <w:b/>
-          <w:bCs/>
-          <w:kern w:val="0"/>
-          <w14:ligatures w14:val="none"/>
-        </w:rPr>
-        <w:t>]</w:t>
-      </w:r>
-      <w:r>
-        <w:rPr>
-          <w:rFonts w:ascii="Arial" w:hAnsi="Arial" w:cs="Arial"/>
+        <w:t xml:space="preserve">{TAXA_JUROS_ANO}</w:t>
+      </w:r>
+      <w:r>
+        <w:rPr>
+          <w:rFonts w:ascii="Arial" w:hAnsi="Arial" w:cs="Arial"/>
+          <w:b/>
+          <w:bCs/>
           <w:kern w:val="0"/>
           <w14:ligatures w14:val="none"/>
         </w:rPr>
         <w:t>%</w:t>
       </w:r>
+      <w:proofErr w:type="gramEnd"/>
       <w:r>
         <w:rPr>
           <w:rFonts w:ascii="Arial" w:hAnsi="Arial" w:cs="Arial"/>
@@ -3163,103 +2537,39 @@
           <w:kern w:val="0"/>
           <w14:ligatures w14:val="none"/>
         </w:rPr>
-        <w:t xml:space="preserve">. A perícia aponta diferença de R$ </w:t>
-      </w:r>
-      <w:r>
-        <w:rPr>
-          <w:rFonts w:ascii="Arial" w:hAnsi="Arial" w:cs="Arial"/>
-          <w:b/>
-          <w:bCs/>
-          <w:kern w:val="0"/>
-          <w14:ligatures w14:val="none"/>
-        </w:rPr>
-        <w:t>[</w:t>
-      </w:r>
-      <w:r>
-        <w:rPr>
-          <w:rFonts w:ascii="Arial" w:hAnsi="Arial" w:cs="Arial"/>
-          <w:b/>
-          <w:bCs/>
-          <w:kern w:val="0"/>
-          <w14:ligatures w14:val="none"/>
-        </w:rPr>
-        <w:t>PREENCHER</w:t>
-      </w:r>
-      <w:r>
-        <w:rPr>
-          <w:rFonts w:ascii="Arial" w:hAnsi="Arial" w:cs="Arial"/>
-          <w:b/>
-          <w:bCs/>
-          <w:kern w:val="0"/>
-          <w14:ligatures w14:val="none"/>
-        </w:rPr>
-        <w:t>]</w:t>
-      </w:r>
-      <w:r>
-        <w:rPr>
-          <w:rFonts w:ascii="Arial" w:hAnsi="Arial" w:cs="Arial"/>
-          <w:b/>
-          <w:bCs/>
-          <w:kern w:val="0"/>
-          <w14:ligatures w14:val="none"/>
-        </w:rPr>
-        <w:t xml:space="preserve"> </w:t>
-      </w:r>
-      <w:r>
-        <w:rPr>
-          <w:rFonts w:ascii="Arial" w:hAnsi="Arial" w:cs="Arial"/>
-          <w:kern w:val="0"/>
-          <w14:ligatures w14:val="none"/>
-        </w:rPr>
-        <w:t xml:space="preserve">por parcela, resultando em acréscimo total de R$ </w:t>
-      </w:r>
-      <w:r>
-        <w:rPr>
-          <w:rFonts w:ascii="Arial" w:hAnsi="Arial" w:cs="Arial"/>
-          <w:b/>
-          <w:bCs/>
-          <w:kern w:val="0"/>
-          <w14:ligatures w14:val="none"/>
-        </w:rPr>
-        <w:t>[</w:t>
-      </w:r>
-      <w:r>
-        <w:rPr>
-          <w:rFonts w:ascii="Arial" w:hAnsi="Arial" w:cs="Arial"/>
-          <w:b/>
-          <w:bCs/>
-          <w:kern w:val="0"/>
-          <w14:ligatures w14:val="none"/>
-        </w:rPr>
-        <w:t>PREENCHER</w:t>
-      </w:r>
-      <w:r>
-        <w:rPr>
-          <w:rFonts w:ascii="Arial" w:hAnsi="Arial" w:cs="Arial"/>
-          <w:b/>
-          <w:bCs/>
-          <w:kern w:val="0"/>
-          <w14:ligatures w14:val="none"/>
-        </w:rPr>
-        <w:t>]</w:t>
-      </w:r>
-      <w:r>
-        <w:rPr>
-          <w:rFonts w:ascii="Arial" w:hAnsi="Arial" w:cs="Arial"/>
-          <w:b/>
-          <w:bCs/>
-          <w:kern w:val="0"/>
-          <w14:ligatures w14:val="none"/>
-        </w:rPr>
-        <w:t xml:space="preserve"> </w:t>
-      </w:r>
-      <w:r>
-        <w:rPr>
-          <w:rFonts w:ascii="Arial" w:hAnsi="Arial" w:cs="Arial"/>
-          <w:kern w:val="0"/>
-          <w14:ligatures w14:val="none"/>
-        </w:rPr>
-        <w:t>ao longo do contrato, o que evidencia desequilíbrio contratual</w:t>
+        <w:t xml:space="preserve">. A perícia aponta diferença de </w:t>
+      </w:r>
+      <w:r>
+        <w:rPr>
+          <w:rFonts w:ascii="Arial" w:hAnsi="Arial" w:cs="Arial"/>
+          <w:kern w:val="0"/>
+          <w14:ligatures w14:val="none"/>
+        </w:rPr>
+        <w:t>R$ (Valor da parcela - Parcela correta)</w:t>
+      </w:r>
+      <w:r>
+        <w:rPr>
+          <w:rFonts w:ascii="Arial" w:hAnsi="Arial" w:cs="Arial"/>
+          <w:kern w:val="0"/>
+          <w14:ligatures w14:val="none"/>
+        </w:rPr>
+        <w:t xml:space="preserve">, resultando em acréscimo total de R$ </w:t>
+      </w:r>
+      <w:r>
+        <w:rPr>
+          <w:rFonts w:ascii="Arial" w:hAnsi="Arial" w:cs="Arial"/>
+          <w:kern w:val="0"/>
+          <w14:ligatures w14:val="none"/>
+        </w:rPr>
+        <w:t>(Valor da parcela - Parcela correta x Quantidade de Parcelas)</w:t>
+      </w:r>
+      <w:r>
+        <w:rPr>
+          <w:rFonts w:ascii="Arial" w:hAnsi="Arial" w:cs="Arial"/>
+          <w:kern w:val="0"/>
+          <w14:ligatures w14:val="none"/>
+        </w:rPr>
+        <w:t xml:space="preserve"> ao longo do contrato, o que evidencia desequilíbrio contratual</w:t>
       </w:r>
       <w:r>
         <w:rPr>
@@ -3419,10 +2729,8 @@
     </w:p>
     <w:p>
       <w:pPr>
-        <w:pStyle w:val="PargrafodaLista"/>
-        <w:suppressAutoHyphens/>
-        <w:spacing w:after="0" w:line="360" w:lineRule="auto"/>
-        <w:ind w:left="0" w:firstLine="2835"/>
+        <w:suppressAutoHyphens/>
+        <w:spacing w:after="0" w:line="360" w:lineRule="auto"/>
         <w:jc w:val="both"/>
         <w:rPr>
           <w:rFonts w:ascii="Arial" w:hAnsi="Arial" w:cs="Arial"/>
@@ -3597,35 +2905,7 @@
           <w:szCs w:val="22"/>
           <w14:ligatures w14:val="none"/>
         </w:rPr>
-        <w:t>“</w:t>
-      </w:r>
-      <w:r>
-        <w:rPr>
-          <w:rFonts w:ascii="Arial" w:hAnsi="Arial" w:cs="Arial"/>
-          <w:b/>
-          <w:bCs/>
-          <w:i/>
-          <w:iCs/>
-          <w:kern w:val="0"/>
-          <w:sz w:val="22"/>
-          <w:szCs w:val="22"/>
-          <w14:ligatures w14:val="none"/>
-        </w:rPr>
-        <w:t>[JURISPRUDÊNCIA SEGURO PRESTAMISTA]</w:t>
-      </w:r>
-      <w:r>
-        <w:rPr>
-          <w:rFonts w:ascii="Arial" w:hAnsi="Arial" w:cs="Arial"/>
-          <w:b/>
-          <w:bCs/>
-          <w:i/>
-          <w:iCs/>
-          <w:kern w:val="0"/>
-          <w:sz w:val="22"/>
-          <w:szCs w:val="22"/>
-          <w14:ligatures w14:val="none"/>
-        </w:rPr>
-        <w:t>”</w:t>
+        <w:t xml:space="preserve">{JURIS_SEGURO}</w:t>
       </w:r>
     </w:p>
     <w:p>
@@ -3647,7 +2927,7 @@
         <w:pStyle w:val="PargrafodaLista"/>
         <w:suppressAutoHyphens/>
         <w:spacing w:line="360" w:lineRule="auto"/>
-        <w:ind w:left="0"/>
+        <w:ind w:left="0" w:firstLine="2694"/>
         <w:jc w:val="both"/>
         <w:rPr>
           <w:rFonts w:ascii="Arial" w:hAnsi="Arial" w:cs="Arial"/>
@@ -3693,28 +2973,7 @@
           <w:kern w:val="0"/>
           <w14:ligatures w14:val="none"/>
         </w:rPr>
-        <w:t>[</w:t>
-      </w:r>
-      <w:proofErr w:type="gramStart"/>
-      <w:r>
-        <w:rPr>
-          <w:rFonts w:ascii="Arial" w:hAnsi="Arial" w:cs="Arial"/>
-          <w:b/>
-          <w:bCs/>
-          <w:kern w:val="0"/>
-          <w14:ligatures w14:val="none"/>
-        </w:rPr>
-        <w:t>SEGURADORA</w:t>
-      </w:r>
-      <w:r>
-        <w:rPr>
-          <w:rFonts w:ascii="Arial" w:hAnsi="Arial" w:cs="Arial"/>
-          <w:b/>
-          <w:bCs/>
-          <w:kern w:val="0"/>
-          <w14:ligatures w14:val="none"/>
-        </w:rPr>
-        <w:t>]</w:t>
+        <w:t xml:space="preserve">{SEGURADORA}</w:t>
       </w:r>
       <w:r>
         <w:rPr>
@@ -3752,34 +3011,14 @@
           <w:kern w:val="0"/>
           <w14:ligatures w14:val="none"/>
         </w:rPr>
-        <w:t>[</w:t>
-      </w:r>
-      <w:r>
-        <w:rPr>
-          <w:rFonts w:ascii="Arial" w:hAnsi="Arial" w:cs="Arial"/>
-          <w:b/>
-          <w:bCs/>
-          <w:kern w:val="0"/>
-          <w14:ligatures w14:val="none"/>
-        </w:rPr>
-        <w:t>PREENCHER</w:t>
-      </w:r>
-      <w:r>
-        <w:rPr>
-          <w:rFonts w:ascii="Arial" w:hAnsi="Arial" w:cs="Arial"/>
-          <w:b/>
-          <w:bCs/>
-          <w:kern w:val="0"/>
-          <w14:ligatures w14:val="none"/>
-        </w:rPr>
-        <w:t>]</w:t>
-      </w:r>
-      <w:r>
-        <w:rPr>
-          <w:rFonts w:ascii="Arial" w:hAnsi="Arial" w:cs="Arial"/>
-          <w:kern w:val="0"/>
-          <w:sz w:val="18"/>
-          <w:szCs w:val="18"/>
+        <w:t xml:space="preserve">{CNPJ_SEGURADORA}</w:t>
+      </w:r>
+      <w:r>
+        <w:rPr>
+          <w:rFonts w:ascii="Arial" w:hAnsi="Arial" w:cs="Arial"/>
+          <w:b/>
+          <w:bCs/>
+          <w:kern w:val="0"/>
           <w14:ligatures w14:val="none"/>
         </w:rPr>
         <w:t xml:space="preserve"> </w:t>
@@ -3942,6 +3181,7 @@
           <w:kern w:val="0"/>
           <w14:ligatures w14:val="none"/>
         </w:rPr>
+        <w:lastRenderedPageBreak/>
         <w:t xml:space="preserve">DA ABUSIVIDADE DO VALOR DA TARIFA DE CADASTRO </w:t>
       </w:r>
     </w:p>
@@ -3988,37 +3228,7 @@
           <w:kern w:val="0"/>
           <w14:ligatures w14:val="none"/>
         </w:rPr>
-        <w:t xml:space="preserve">R$ </w:t>
-      </w:r>
-      <w:r>
-        <w:rPr>
-          <w:rFonts w:ascii="Arial" w:hAnsi="Arial" w:cs="Arial"/>
-          <w:b/>
-          <w:bCs/>
-          <w:kern w:val="0"/>
-          <w14:ligatures w14:val="none"/>
-        </w:rPr>
-        <w:t>[</w:t>
-      </w:r>
-      <w:r>
-        <w:rPr>
-          <w:rFonts w:ascii="Arial" w:hAnsi="Arial" w:cs="Arial"/>
-          <w:b/>
-          <w:bCs/>
-          <w:kern w:val="0"/>
-          <w14:ligatures w14:val="none"/>
-        </w:rPr>
-        <w:t>TARIFA DE CADASTRO</w:t>
-      </w:r>
-      <w:r>
-        <w:rPr>
-          <w:rFonts w:ascii="Arial" w:hAnsi="Arial" w:cs="Arial"/>
-          <w:b/>
-          <w:bCs/>
-          <w:kern w:val="0"/>
-          <w14:ligatures w14:val="none"/>
-        </w:rPr>
-        <w:t>]</w:t>
+        <w:t xml:space="preserve">{TARIFA_CADASTRO}</w:t>
       </w:r>
       <w:r>
         <w:rPr>
@@ -4036,16 +3246,7 @@
           <w:kern w:val="0"/>
           <w14:ligatures w14:val="none"/>
         </w:rPr>
-        <w:t xml:space="preserve">a título de tarifa de cadastro, cuja regularidade deve ser aferida à </w:t>
-      </w:r>
-      <w:r>
-        <w:rPr>
-          <w:rFonts w:ascii="Arial" w:hAnsi="Arial" w:cs="Arial"/>
-          <w:kern w:val="0"/>
-          <w14:ligatures w14:val="none"/>
-        </w:rPr>
-        <w:lastRenderedPageBreak/>
-        <w:t>luz da jurisprudência consolidada do Superior Tribunal de Justiça</w:t>
+        <w:t>a título de tarifa de cadastro, cuja regularidade deve ser aferida à luz da jurisprudência consolidada do Superior Tribunal de Justiça</w:t>
       </w:r>
       <w:r>
         <w:rPr>
@@ -4504,37 +3705,7 @@
           <w:kern w:val="0"/>
           <w14:ligatures w14:val="none"/>
         </w:rPr>
-        <w:t xml:space="preserve">R$ </w:t>
-      </w:r>
-      <w:r>
-        <w:rPr>
-          <w:rFonts w:ascii="Arial" w:hAnsi="Arial" w:cs="Arial"/>
-          <w:b/>
-          <w:bCs/>
-          <w:kern w:val="0"/>
-          <w14:ligatures w14:val="none"/>
-        </w:rPr>
-        <w:t>[</w:t>
-      </w:r>
-      <w:r>
-        <w:rPr>
-          <w:rFonts w:ascii="Arial" w:hAnsi="Arial" w:cs="Arial"/>
-          <w:b/>
-          <w:bCs/>
-          <w:kern w:val="0"/>
-          <w14:ligatures w14:val="none"/>
-        </w:rPr>
-        <w:t>TARIFA DE CADASTRO</w:t>
-      </w:r>
-      <w:r>
-        <w:rPr>
-          <w:rFonts w:ascii="Arial" w:hAnsi="Arial" w:cs="Arial"/>
-          <w:b/>
-          <w:bCs/>
-          <w:kern w:val="0"/>
-          <w14:ligatures w14:val="none"/>
-        </w:rPr>
-        <w:t>]</w:t>
+        <w:t xml:space="preserve">{TARIFA_CADASTRO}</w:t>
       </w:r>
       <w:r>
         <w:rPr>
@@ -4552,16 +3723,7 @@
           <w:kern w:val="0"/>
           <w14:ligatures w14:val="none"/>
         </w:rPr>
-        <w:t xml:space="preserve">revela-se manifestamente elevado para um serviço de natureza meramente cadastral, destoando dos valores usualmente praticados no mercado e não guardando relação plausível com o custo das pesquisas e verificações </w:t>
-      </w:r>
-      <w:r>
-        <w:rPr>
-          <w:rFonts w:ascii="Arial" w:hAnsi="Arial" w:cs="Arial"/>
-          <w:kern w:val="0"/>
-          <w14:ligatures w14:val="none"/>
-        </w:rPr>
-        <w:lastRenderedPageBreak/>
-        <w:t>previstas no normativo do Banco Central</w:t>
+        <w:t>revela-se manifestamente elevado para um serviço de natureza meramente cadastral, destoando dos valores usualmente praticados no mercado e não guardando relação plausível com o custo das pesquisas e verificações previstas no normativo do Banco Central</w:t>
       </w:r>
       <w:r>
         <w:rPr>
@@ -4690,37 +3852,24 @@
           <w:rFonts w:ascii="Arial" w:hAnsi="Arial" w:cs="Arial"/>
           <w:color w:val="000000"/>
         </w:rPr>
-        <w:t xml:space="preserve">Conforme se denota da análise do instrumento contratual, a Ré incluiu no saldo devedor do contrato, a cobrança de taxa de avaliação do bem no valor de R$ </w:t>
-      </w:r>
-      <w:r>
-        <w:rPr>
-          <w:rFonts w:ascii="Arial" w:hAnsi="Arial" w:cs="Arial"/>
-          <w:b/>
-          <w:bCs/>
-          <w:kern w:val="0"/>
-          <w14:ligatures w14:val="none"/>
-        </w:rPr>
-        <w:t>[</w:t>
-      </w:r>
-      <w:r>
-        <w:rPr>
-          <w:rFonts w:ascii="Arial" w:hAnsi="Arial" w:cs="Arial"/>
-          <w:b/>
-          <w:bCs/>
-          <w:kern w:val="0"/>
-          <w14:ligatures w14:val="none"/>
-        </w:rPr>
-        <w:t>TARIFA DE AVALIAÇÃO</w:t>
-      </w:r>
-      <w:r>
-        <w:rPr>
-          <w:rFonts w:ascii="Arial" w:hAnsi="Arial" w:cs="Arial"/>
-          <w:b/>
-          <w:bCs/>
-          <w:kern w:val="0"/>
-          <w14:ligatures w14:val="none"/>
-        </w:rPr>
-        <w:t>]</w:t>
+        <w:t>Conforme se denota da análise do instrumento contratual, a Ré incluiu no saldo devedor do contrato, a cobrança de taxa de avaliação do bem no valor de</w:t>
+      </w:r>
+      <w:r>
+        <w:rPr>
+          <w:rFonts w:ascii="Arial" w:hAnsi="Arial" w:cs="Arial"/>
+          <w:color w:val="000000"/>
+        </w:rPr>
+        <w:t xml:space="preserve"> </w:t>
+      </w:r>
+      <w:r>
+        <w:rPr>
+          <w:rFonts w:ascii="Arial" w:hAnsi="Arial" w:cs="Arial"/>
+          <w:b/>
+          <w:bCs/>
+          <w:kern w:val="0"/>
+          <w14:ligatures w14:val="none"/>
+        </w:rPr>
+        <w:t xml:space="preserve">{TARIFA_AVALIACAO}</w:t>
       </w:r>
       <w:r>
         <w:rPr>
@@ -4795,15 +3944,10 @@
     </w:p>
     <w:p>
       <w:pPr>
-        <w:pStyle w:val="PargrafodaLista"/>
-        <w:suppressAutoHyphens/>
-        <w:spacing w:line="360" w:lineRule="auto"/>
+        <w:pStyle w:val="SemEspaamento"/>
         <w:ind w:left="3402"/>
-        <w:jc w:val="both"/>
-        <w:rPr>
-          <w:rFonts w:ascii="Arial" w:hAnsi="Arial" w:cs="Arial"/>
-          <w:b/>
-          <w:bCs/>
+        <w:rPr>
+          <w:rFonts w:ascii="Arial" w:hAnsi="Arial" w:cs="Arial"/>
           <w:i/>
           <w:iCs/>
           <w:kern w:val="0"/>
@@ -4815,8 +3959,6 @@
       <w:r>
         <w:rPr>
           <w:rFonts w:ascii="Arial" w:hAnsi="Arial" w:cs="Arial"/>
-          <w:b/>
-          <w:bCs/>
           <w:i/>
           <w:iCs/>
           <w:kern w:val="0"/>
@@ -4824,64 +3966,13 @@
           <w:szCs w:val="22"/>
           <w14:ligatures w14:val="none"/>
         </w:rPr>
-        <w:t xml:space="preserve">“[JURISPRUDÊNCIA </w:t>
-      </w:r>
-      <w:r>
-        <w:rPr>
-          <w:rFonts w:ascii="Arial" w:hAnsi="Arial" w:cs="Arial"/>
-          <w:b/>
-          <w:bCs/>
-          <w:i/>
-          <w:iCs/>
-          <w:kern w:val="0"/>
-          <w:sz w:val="22"/>
-          <w:szCs w:val="22"/>
-          <w14:ligatures w14:val="none"/>
-        </w:rPr>
-        <w:t xml:space="preserve">TARIFA DE </w:t>
-      </w:r>
-      <w:r>
-        <w:rPr>
-          <w:rFonts w:ascii="Arial" w:hAnsi="Arial" w:cs="Arial"/>
-          <w:b/>
-          <w:bCs/>
-          <w:i/>
-          <w:iCs/>
-          <w:kern w:val="0"/>
-          <w:sz w:val="22"/>
-          <w:szCs w:val="22"/>
-          <w14:ligatures w14:val="none"/>
-        </w:rPr>
-        <w:t>AVALIAÇÃ</w:t>
-      </w:r>
-      <w:r>
-        <w:rPr>
-          <w:rFonts w:ascii="Arial" w:hAnsi="Arial" w:cs="Arial"/>
-          <w:b/>
-          <w:bCs/>
-          <w:i/>
-          <w:iCs/>
-          <w:kern w:val="0"/>
-          <w:sz w:val="22"/>
-          <w:szCs w:val="22"/>
-          <w14:ligatures w14:val="none"/>
-        </w:rPr>
-        <w:t>O</w:t>
-      </w:r>
-      <w:r>
-        <w:rPr>
-          <w:rFonts w:ascii="Arial" w:hAnsi="Arial" w:cs="Arial"/>
-          <w:b/>
-          <w:bCs/>
-          <w:i/>
-          <w:iCs/>
-          <w:kern w:val="0"/>
-          <w:sz w:val="22"/>
-          <w:szCs w:val="22"/>
-          <w14:ligatures w14:val="none"/>
-        </w:rPr>
-        <w:t>]”</w:t>
-      </w:r>
+        <w:t xml:space="preserve">{JURIS_TARIFA_AVALIACAO}</w:t>
+      </w:r>
+    </w:p>
+    <w:p>
+      <w:pPr>
+        <w:pStyle w:val="SemEspaamento"/>
+      </w:pPr>
     </w:p>
     <w:p>
       <w:pPr>
@@ -4912,15 +4003,8 @@
           <w:rFonts w:ascii="Arial" w:hAnsi="Arial" w:cs="Arial"/>
           <w:color w:val="000000"/>
         </w:rPr>
-        <w:t xml:space="preserve">Por fim, a financeira já dispõe de uma avaliação prévia que é realizada pela concessionária/revendedora/lojista ao estipular o preço do veículo de acordo com o mercado. Desnecessário, portanto, transferir para o consumidor mais um encargo de um serviço que em tese </w:t>
-      </w:r>
-      <w:r>
-        <w:rPr>
-          <w:rFonts w:ascii="Arial" w:hAnsi="Arial" w:cs="Arial"/>
-          <w:color w:val="000000"/>
-        </w:rPr>
         <w:lastRenderedPageBreak/>
-        <w:t>já foi prestado gratuitamente e que não possui comprovação de que a financeira também prestou. Requer-se então a sua devolução.</w:t>
+        <w:t>Por fim, a financeira já dispõe de uma avaliação prévia que é realizada pela concessionária/revendedora/lojista ao estipular o preço do veículo de acordo com o mercado. Desnecessário, portanto, transferir para o consumidor mais um encargo de um serviço que em tese já foi prestado gratuitamente e que não possui comprovação de que a financeira também prestou. Requer-se então a sua devolução.</w:t>
       </w:r>
     </w:p>
     <w:p>
@@ -5081,8 +4165,8 @@
       <w:pPr>
         <w:pStyle w:val="PargrafodaLista"/>
         <w:suppressAutoHyphens/>
-        <w:spacing w:line="360" w:lineRule="auto"/>
-        <w:ind w:left="3402"/>
+        <w:spacing w:after="0" w:line="360" w:lineRule="auto"/>
+        <w:ind w:firstLine="2835"/>
         <w:jc w:val="both"/>
         <w:rPr>
           <w:rFonts w:ascii="Arial" w:hAnsi="Arial" w:cs="Arial"/>
@@ -5108,35 +4192,216 @@
           <w:szCs w:val="22"/>
           <w14:ligatures w14:val="none"/>
         </w:rPr>
-        <w:t xml:space="preserve">“[JURISPRUDÊNCIA </w:t>
-      </w:r>
-      <w:r>
-        <w:rPr>
-          <w:rFonts w:ascii="Arial" w:hAnsi="Arial" w:cs="Arial"/>
-          <w:b/>
-          <w:bCs/>
+        <w:t xml:space="preserve">{JURIS_TARIFA_REGISTRO}</w:t>
+      </w:r>
+    </w:p>
+    <w:p>
+      <w:pPr>
+        <w:pStyle w:val="PargrafodaLista"/>
+        <w:suppressAutoHyphens/>
+        <w:spacing w:after="0" w:line="360" w:lineRule="auto"/>
+        <w:ind w:left="0" w:firstLine="2835"/>
+        <w:jc w:val="both"/>
+        <w:rPr>
+          <w:rFonts w:ascii="Arial" w:hAnsi="Arial" w:cs="Arial"/>
+          <w:kern w:val="0"/>
+          <w14:ligatures w14:val="none"/>
+        </w:rPr>
+      </w:pPr>
+    </w:p>
+    <w:p>
+      <w:pPr>
+        <w:pStyle w:val="PargrafodaLista"/>
+        <w:suppressAutoHyphens/>
+        <w:spacing w:after="0" w:line="360" w:lineRule="auto"/>
+        <w:ind w:left="0" w:firstLine="2835"/>
+        <w:jc w:val="both"/>
+        <w:rPr>
+          <w:rFonts w:ascii="Arial" w:hAnsi="Arial" w:cs="Arial"/>
+          <w:kern w:val="0"/>
+          <w14:ligatures w14:val="none"/>
+        </w:rPr>
+      </w:pPr>
+      <w:r>
+        <w:rPr>
+          <w:rFonts w:ascii="Arial" w:hAnsi="Arial" w:cs="Arial"/>
+          <w:kern w:val="0"/>
+          <w14:ligatures w14:val="none"/>
+        </w:rPr>
+        <w:t xml:space="preserve">Conforme </w:t>
+      </w:r>
+      <w:r>
+        <w:rPr>
+          <w:rFonts w:ascii="Arial" w:hAnsi="Arial" w:cs="Arial"/>
+          <w:kern w:val="0"/>
+          <w14:ligatures w14:val="none"/>
+        </w:rPr>
+        <w:t>é possível inferir</w:t>
+      </w:r>
+      <w:r>
+        <w:rPr>
+          <w:rFonts w:ascii="Arial" w:hAnsi="Arial" w:cs="Arial"/>
+          <w:kern w:val="0"/>
+          <w14:ligatures w14:val="none"/>
+        </w:rPr>
+        <w:t xml:space="preserve"> do julgamento do referido recurso especial, a controvérsia</w:t>
+      </w:r>
+      <w:r>
+        <w:rPr>
+          <w:rFonts w:ascii="Arial" w:hAnsi="Arial" w:cs="Arial"/>
+          <w:kern w:val="0"/>
+          <w14:ligatures w14:val="none"/>
+        </w:rPr>
+        <w:t xml:space="preserve"> </w:t>
+      </w:r>
+      <w:r>
+        <w:rPr>
+          <w:rFonts w:ascii="Arial" w:hAnsi="Arial" w:cs="Arial"/>
+          <w:kern w:val="0"/>
+          <w14:ligatures w14:val="none"/>
+        </w:rPr>
+        <w:t>restou delimitada aos contratos bancários pactuados no âmbito das relações de consumo, com instituições financeiras ou equiparadas, ainda que por intermédio de correspondente bancário, celebrados a partir de 30/4/2008, data de entrada em vigor da Resolução n. 3.518/2007, do Conselho Monetário Nacional – CMN</w:t>
+      </w:r>
+      <w:r>
+        <w:rPr>
+          <w:rFonts w:ascii="Arial" w:hAnsi="Arial" w:cs="Arial"/>
+          <w:kern w:val="0"/>
+          <w14:ligatures w14:val="none"/>
+        </w:rPr>
+        <w:t>.</w:t>
+      </w:r>
+    </w:p>
+    <w:p>
+      <w:pPr>
+        <w:pStyle w:val="PargrafodaLista"/>
+        <w:suppressAutoHyphens/>
+        <w:spacing w:after="0" w:line="360" w:lineRule="auto"/>
+        <w:ind w:left="0" w:firstLine="2835"/>
+        <w:jc w:val="both"/>
+        <w:rPr>
+          <w:rFonts w:ascii="Arial" w:hAnsi="Arial" w:cs="Arial"/>
+          <w:kern w:val="0"/>
+          <w14:ligatures w14:val="none"/>
+        </w:rPr>
+      </w:pPr>
+    </w:p>
+    <w:p>
+      <w:pPr>
+        <w:pStyle w:val="PargrafodaLista"/>
+        <w:suppressAutoHyphens/>
+        <w:spacing w:after="0" w:line="360" w:lineRule="auto"/>
+        <w:ind w:left="0" w:firstLine="2835"/>
+        <w:jc w:val="both"/>
+        <w:rPr>
+          <w:rFonts w:ascii="Arial" w:hAnsi="Arial" w:cs="Arial"/>
+          <w:kern w:val="0"/>
+          <w14:ligatures w14:val="none"/>
+        </w:rPr>
+      </w:pPr>
+      <w:r>
+        <w:rPr>
+          <w:rFonts w:ascii="Arial" w:hAnsi="Arial" w:cs="Arial"/>
+          <w:kern w:val="0"/>
+          <w14:ligatures w14:val="none"/>
+        </w:rPr>
+        <w:t>No que se refere à validade da cobrança</w:t>
+      </w:r>
+      <w:r>
+        <w:rPr>
+          <w:rFonts w:ascii="Arial" w:hAnsi="Arial" w:cs="Arial"/>
+          <w:kern w:val="0"/>
+          <w14:ligatures w14:val="none"/>
+        </w:rPr>
+        <w:t xml:space="preserve">, </w:t>
+      </w:r>
+      <w:r>
+        <w:rPr>
+          <w:rFonts w:ascii="Arial" w:hAnsi="Arial" w:cs="Arial"/>
+          <w:kern w:val="0"/>
+          <w14:ligatures w14:val="none"/>
+        </w:rPr>
+        <w:t>foram impostas duas ressalvas, quais sejam, a abusividade da cobrança por serviço não efetivamente prestado e a possibilidade de controle da onerosidade excessiva, em cada caso concreto.</w:t>
+      </w:r>
+    </w:p>
+    <w:p>
+      <w:pPr>
+        <w:pStyle w:val="PargrafodaLista"/>
+        <w:suppressAutoHyphens/>
+        <w:spacing w:after="0" w:line="360" w:lineRule="auto"/>
+        <w:ind w:left="0" w:firstLine="2835"/>
+        <w:jc w:val="both"/>
+        <w:rPr>
+          <w:rFonts w:ascii="Arial" w:hAnsi="Arial" w:cs="Arial"/>
+          <w:kern w:val="0"/>
+          <w14:ligatures w14:val="none"/>
+        </w:rPr>
+      </w:pPr>
+    </w:p>
+    <w:p>
+      <w:pPr>
+        <w:pStyle w:val="PargrafodaLista"/>
+        <w:suppressAutoHyphens/>
+        <w:spacing w:after="0" w:line="360" w:lineRule="auto"/>
+        <w:ind w:left="0" w:firstLine="2835"/>
+        <w:jc w:val="both"/>
+        <w:rPr>
+          <w:rFonts w:ascii="Arial" w:hAnsi="Arial" w:cs="Arial"/>
+          <w:kern w:val="0"/>
+          <w14:ligatures w14:val="none"/>
+        </w:rPr>
+      </w:pPr>
+      <w:r>
+        <w:rPr>
+          <w:rFonts w:ascii="Arial" w:hAnsi="Arial" w:cs="Arial"/>
+          <w:kern w:val="0"/>
+          <w14:ligatures w14:val="none"/>
+        </w:rPr>
+        <w:t xml:space="preserve">No caso </w:t>
+      </w:r>
+      <w:r>
+        <w:rPr>
+          <w:rFonts w:ascii="Arial" w:hAnsi="Arial" w:cs="Arial"/>
           <w:i/>
           <w:iCs/>
           <w:kern w:val="0"/>
-          <w:sz w:val="22"/>
-          <w:szCs w:val="22"/>
-          <w14:ligatures w14:val="none"/>
-        </w:rPr>
-        <w:t>TARIFA DE REGISTRO</w:t>
-      </w:r>
-      <w:r>
-        <w:rPr>
-          <w:rFonts w:ascii="Arial" w:hAnsi="Arial" w:cs="Arial"/>
-          <w:b/>
-          <w:bCs/>
-          <w:i/>
-          <w:iCs/>
-          <w:kern w:val="0"/>
-          <w:sz w:val="22"/>
-          <w:szCs w:val="22"/>
-          <w14:ligatures w14:val="none"/>
-        </w:rPr>
-        <w:t>]”</w:t>
+          <w14:ligatures w14:val="none"/>
+        </w:rPr>
+        <w:t>sub judice</w:t>
+      </w:r>
+      <w:r>
+        <w:rPr>
+          <w:rFonts w:ascii="Arial" w:hAnsi="Arial" w:cs="Arial"/>
+          <w:kern w:val="0"/>
+          <w14:ligatures w14:val="none"/>
+        </w:rPr>
+        <w:t xml:space="preserve">, embora o contrato preveja a cobrança da tarifa de registro, </w:t>
+      </w:r>
+      <w:r>
+        <w:rPr>
+          <w:rFonts w:ascii="Arial" w:hAnsi="Arial" w:cs="Arial"/>
+          <w:b/>
+          <w:bCs/>
+          <w:kern w:val="0"/>
+          <w14:ligatures w14:val="none"/>
+        </w:rPr>
+        <w:t>nenhuma comprovação de sua efetiva realização foi apresentada ao consumidor no momento da contratação</w:t>
+      </w:r>
+      <w:r>
+        <w:rPr>
+          <w:rFonts w:ascii="Arial" w:hAnsi="Arial" w:cs="Arial"/>
+          <w:kern w:val="0"/>
+          <w14:ligatures w14:val="none"/>
+        </w:rPr>
+        <w:t xml:space="preserve">, tampouco posteriormente. Não houve disponibilização de comprovantes, </w:t>
+      </w:r>
+      <w:r>
+        <w:rPr>
+          <w:rFonts w:ascii="Arial" w:hAnsi="Arial" w:cs="Arial"/>
+          <w:kern w:val="0"/>
+          <w14:ligatures w14:val="none"/>
+        </w:rPr>
+        <w:lastRenderedPageBreak/>
+        <w:t>protocolos, certidões ou qualquer registro digital que indicasse a inserção do gravame decorrente da alienação fiduciária perante o órgão competente.</w:t>
       </w:r>
     </w:p>
     <w:p>
@@ -5172,207 +4437,6 @@
           <w:kern w:val="0"/>
           <w14:ligatures w14:val="none"/>
         </w:rPr>
-        <w:t xml:space="preserve">Conforme </w:t>
-      </w:r>
-      <w:r>
-        <w:rPr>
-          <w:rFonts w:ascii="Arial" w:hAnsi="Arial" w:cs="Arial"/>
-          <w:kern w:val="0"/>
-          <w14:ligatures w14:val="none"/>
-        </w:rPr>
-        <w:t>é possível inferir</w:t>
-      </w:r>
-      <w:r>
-        <w:rPr>
-          <w:rFonts w:ascii="Arial" w:hAnsi="Arial" w:cs="Arial"/>
-          <w:kern w:val="0"/>
-          <w14:ligatures w14:val="none"/>
-        </w:rPr>
-        <w:t xml:space="preserve"> do julgamento do referido recurso especial, a controvérsia</w:t>
-      </w:r>
-      <w:r>
-        <w:rPr>
-          <w:rFonts w:ascii="Arial" w:hAnsi="Arial" w:cs="Arial"/>
-          <w:kern w:val="0"/>
-          <w14:ligatures w14:val="none"/>
-        </w:rPr>
-        <w:t xml:space="preserve"> </w:t>
-      </w:r>
-      <w:r>
-        <w:rPr>
-          <w:rFonts w:ascii="Arial" w:hAnsi="Arial" w:cs="Arial"/>
-          <w:kern w:val="0"/>
-          <w14:ligatures w14:val="none"/>
-        </w:rPr>
-        <w:t>restou delimitada aos contratos bancários pactuados no âmbito das relações de consumo, com instituições financeiras ou equiparadas, ainda que por intermédio de correspondente bancário, celebrados a partir de 30/4/2008, data de entrada em vigor da Resolução n. 3.518/2007, do Conselho Monetário Nacional – CMN</w:t>
-      </w:r>
-      <w:r>
-        <w:rPr>
-          <w:rFonts w:ascii="Arial" w:hAnsi="Arial" w:cs="Arial"/>
-          <w:kern w:val="0"/>
-          <w14:ligatures w14:val="none"/>
-        </w:rPr>
-        <w:t>.</w:t>
-      </w:r>
-    </w:p>
-    <w:p>
-      <w:pPr>
-        <w:pStyle w:val="PargrafodaLista"/>
-        <w:suppressAutoHyphens/>
-        <w:spacing w:after="0" w:line="360" w:lineRule="auto"/>
-        <w:ind w:left="0" w:firstLine="2835"/>
-        <w:jc w:val="both"/>
-        <w:rPr>
-          <w:rFonts w:ascii="Arial" w:hAnsi="Arial" w:cs="Arial"/>
-          <w:kern w:val="0"/>
-          <w14:ligatures w14:val="none"/>
-        </w:rPr>
-      </w:pPr>
-    </w:p>
-    <w:p>
-      <w:pPr>
-        <w:pStyle w:val="PargrafodaLista"/>
-        <w:suppressAutoHyphens/>
-        <w:spacing w:after="0" w:line="360" w:lineRule="auto"/>
-        <w:ind w:left="0" w:firstLine="2835"/>
-        <w:jc w:val="both"/>
-        <w:rPr>
-          <w:rFonts w:ascii="Arial" w:hAnsi="Arial" w:cs="Arial"/>
-          <w:kern w:val="0"/>
-          <w14:ligatures w14:val="none"/>
-        </w:rPr>
-      </w:pPr>
-      <w:r>
-        <w:rPr>
-          <w:rFonts w:ascii="Arial" w:hAnsi="Arial" w:cs="Arial"/>
-          <w:kern w:val="0"/>
-          <w14:ligatures w14:val="none"/>
-        </w:rPr>
-        <w:t>No que se refere à validade da cobrança</w:t>
-      </w:r>
-      <w:r>
-        <w:rPr>
-          <w:rFonts w:ascii="Arial" w:hAnsi="Arial" w:cs="Arial"/>
-          <w:kern w:val="0"/>
-          <w14:ligatures w14:val="none"/>
-        </w:rPr>
-        <w:t xml:space="preserve">, </w:t>
-      </w:r>
-      <w:r>
-        <w:rPr>
-          <w:rFonts w:ascii="Arial" w:hAnsi="Arial" w:cs="Arial"/>
-          <w:kern w:val="0"/>
-          <w14:ligatures w14:val="none"/>
-        </w:rPr>
-        <w:t>foram impostas duas ressalvas, quais sejam, a abusividade da cobrança por serviço não efetivamente prestado e a possibilidade de controle da onerosidade excessiva, em cada caso concreto.</w:t>
-      </w:r>
-    </w:p>
-    <w:p>
-      <w:pPr>
-        <w:pStyle w:val="PargrafodaLista"/>
-        <w:suppressAutoHyphens/>
-        <w:spacing w:after="0" w:line="360" w:lineRule="auto"/>
-        <w:ind w:left="0" w:firstLine="2835"/>
-        <w:jc w:val="both"/>
-        <w:rPr>
-          <w:rFonts w:ascii="Arial" w:hAnsi="Arial" w:cs="Arial"/>
-          <w:kern w:val="0"/>
-          <w14:ligatures w14:val="none"/>
-        </w:rPr>
-      </w:pPr>
-    </w:p>
-    <w:p>
-      <w:pPr>
-        <w:pStyle w:val="PargrafodaLista"/>
-        <w:suppressAutoHyphens/>
-        <w:spacing w:after="0" w:line="360" w:lineRule="auto"/>
-        <w:ind w:left="0" w:firstLine="2835"/>
-        <w:jc w:val="both"/>
-        <w:rPr>
-          <w:rFonts w:ascii="Arial" w:hAnsi="Arial" w:cs="Arial"/>
-          <w:kern w:val="0"/>
-          <w14:ligatures w14:val="none"/>
-        </w:rPr>
-      </w:pPr>
-      <w:r>
-        <w:rPr>
-          <w:rFonts w:ascii="Arial" w:hAnsi="Arial" w:cs="Arial"/>
-          <w:kern w:val="0"/>
-          <w14:ligatures w14:val="none"/>
-        </w:rPr>
-        <w:t xml:space="preserve">No caso </w:t>
-      </w:r>
-      <w:r>
-        <w:rPr>
-          <w:rFonts w:ascii="Arial" w:hAnsi="Arial" w:cs="Arial"/>
-          <w:i/>
-          <w:iCs/>
-          <w:kern w:val="0"/>
-          <w14:ligatures w14:val="none"/>
-        </w:rPr>
-        <w:t>sub judice</w:t>
-      </w:r>
-      <w:r>
-        <w:rPr>
-          <w:rFonts w:ascii="Arial" w:hAnsi="Arial" w:cs="Arial"/>
-          <w:kern w:val="0"/>
-          <w14:ligatures w14:val="none"/>
-        </w:rPr>
-        <w:t xml:space="preserve">, embora o contrato preveja a cobrança da tarifa de registro, </w:t>
-      </w:r>
-      <w:r>
-        <w:rPr>
-          <w:rFonts w:ascii="Arial" w:hAnsi="Arial" w:cs="Arial"/>
-          <w:b/>
-          <w:bCs/>
-          <w:kern w:val="0"/>
-          <w14:ligatures w14:val="none"/>
-        </w:rPr>
-        <w:t>nenhuma comprovação de sua efetiva realização foi apresentada ao consumidor no momento da contratação</w:t>
-      </w:r>
-      <w:r>
-        <w:rPr>
-          <w:rFonts w:ascii="Arial" w:hAnsi="Arial" w:cs="Arial"/>
-          <w:kern w:val="0"/>
-          <w14:ligatures w14:val="none"/>
-        </w:rPr>
-        <w:t>, tampouco posteriormente. Não houve disponibilização de comprovantes, protocolos, certidões ou qualquer registro digital que indicasse a inserção do gravame decorrente da alienação fiduciária perante o órgão competente.</w:t>
-      </w:r>
-    </w:p>
-    <w:p>
-      <w:pPr>
-        <w:pStyle w:val="PargrafodaLista"/>
-        <w:suppressAutoHyphens/>
-        <w:spacing w:after="0" w:line="360" w:lineRule="auto"/>
-        <w:ind w:left="0" w:firstLine="2835"/>
-        <w:jc w:val="both"/>
-        <w:rPr>
-          <w:rFonts w:ascii="Arial" w:hAnsi="Arial" w:cs="Arial"/>
-          <w:kern w:val="0"/>
-          <w14:ligatures w14:val="none"/>
-        </w:rPr>
-      </w:pPr>
-    </w:p>
-    <w:p>
-      <w:pPr>
-        <w:pStyle w:val="PargrafodaLista"/>
-        <w:suppressAutoHyphens/>
-        <w:spacing w:after="0" w:line="360" w:lineRule="auto"/>
-        <w:ind w:left="0" w:firstLine="2835"/>
-        <w:jc w:val="both"/>
-        <w:rPr>
-          <w:rFonts w:ascii="Arial" w:hAnsi="Arial" w:cs="Arial"/>
-          <w:kern w:val="0"/>
-          <w14:ligatures w14:val="none"/>
-        </w:rPr>
-      </w:pPr>
-      <w:r>
-        <w:rPr>
-          <w:rFonts w:ascii="Arial" w:hAnsi="Arial" w:cs="Arial"/>
-          <w:kern w:val="0"/>
-          <w14:ligatures w14:val="none"/>
-        </w:rPr>
-        <w:lastRenderedPageBreak/>
         <w:t>Desse modo</w:t>
       </w:r>
       <w:r>
@@ -5745,20 +4809,7 @@
           <w:szCs w:val="22"/>
           <w14:ligatures w14:val="none"/>
         </w:rPr>
-        <w:t xml:space="preserve">Parágrafo único. O consumidor cobrado em quantia indevida tem direito à repetição do indébito, por </w:t>
-      </w:r>
-      <w:r>
-        <w:rPr>
-          <w:rFonts w:ascii="Arial" w:hAnsi="Arial" w:cs="Arial"/>
-          <w:i/>
-          <w:iCs/>
-          <w:kern w:val="0"/>
-          <w:sz w:val="22"/>
-          <w:szCs w:val="22"/>
-          <w14:ligatures w14:val="none"/>
-        </w:rPr>
-        <w:lastRenderedPageBreak/>
-        <w:t>valor igual ao dobro do que pagou em excesso, acrescido de correção monetária e juros legais, salvo hipótese de engano justificável.</w:t>
+        <w:t>Parágrafo único. O consumidor cobrado em quantia indevida tem direito à repetição do indébito, por valor igual ao dobro do que pagou em excesso, acrescido de correção monetária e juros legais, salvo hipótese de engano justificável.</w:t>
       </w:r>
       <w:r>
         <w:rPr>
@@ -6158,6 +5209,7 @@
           <w:kern w:val="0"/>
           <w14:ligatures w14:val="none"/>
         </w:rPr>
+        <w:lastRenderedPageBreak/>
         <w:t>O perigo de dano é igualmente evidente</w:t>
       </w:r>
       <w:r>
@@ -6206,7 +5258,15 @@
           <w:kern w:val="0"/>
           <w14:ligatures w14:val="none"/>
         </w:rPr>
-        <w:t xml:space="preserve"> autora corre risco iminente de:</w:t>
+        <w:t xml:space="preserve"> autora</w:t>
+      </w:r>
+      <w:r>
+        <w:rPr>
+          <w:rFonts w:ascii="Arial" w:hAnsi="Arial" w:cs="Arial"/>
+          <w:kern w:val="0"/>
+          <w14:ligatures w14:val="none"/>
+        </w:rPr>
+        <w:t xml:space="preserve"> corre risco iminente de:</w:t>
       </w:r>
     </w:p>
     <w:p>
@@ -6245,7 +5305,6 @@
           <w:kern w:val="0"/>
           <w14:ligatures w14:val="none"/>
         </w:rPr>
-        <w:lastRenderedPageBreak/>
         <w:t>Ter seu nome incluído ou mantido em cadastros de inadimplentes (SERASA, SPC, SCPC) por débitos que estão sendo judicialmente discutidos e cuja legalidade foi tecnicamente impugnada;</w:t>
       </w:r>
     </w:p>
@@ -6509,6 +5568,7 @@
           <w:kern w:val="0"/>
           <w14:ligatures w14:val="none"/>
         </w:rPr>
+        <w:lastRenderedPageBreak/>
         <w:t>DOS HONORÁRIOS DE SUCUMBÊNCIA</w:t>
       </w:r>
     </w:p>
@@ -6544,7 +5604,6 @@
           <w:kern w:val="0"/>
           <w14:ligatures w14:val="none"/>
         </w:rPr>
-        <w:lastRenderedPageBreak/>
         <w:t>A parte autora requer a condenação da instituição financeira ao pagamento de honorários advocatícios sucumbenciais, nos termos do art. 85 do Código de Processo Civil. A fixação da verba deverá observar os critérios previstos nos §§ 2º, 8º e 11 do referido dispositivo, considerando a natureza e importância da demanda, o grau de zelo profissional, o trabalho realizado e o tempo exigido para o desenvolvimento da causa.</w:t>
       </w:r>
     </w:p>
@@ -6774,10 +5833,8 @@
     </w:p>
     <w:p>
       <w:pPr>
-        <w:pStyle w:val="PargrafodaLista"/>
-        <w:suppressAutoHyphens/>
-        <w:spacing w:after="0" w:line="360" w:lineRule="auto"/>
-        <w:ind w:left="0"/>
+        <w:suppressAutoHyphens/>
+        <w:spacing w:after="0" w:line="360" w:lineRule="auto"/>
         <w:jc w:val="both"/>
         <w:rPr>
           <w:rFonts w:ascii="Arial" w:hAnsi="Arial" w:cs="Arial"/>
@@ -6893,6 +5950,7 @@
           <w:szCs w:val="23"/>
           <w14:ligatures w14:val="none"/>
         </w:rPr>
+        <w:lastRenderedPageBreak/>
         <w:t xml:space="preserve">o </w:t>
       </w:r>
       <w:r>
@@ -6961,7 +6019,6 @@
           <w:szCs w:val="23"/>
           <w14:ligatures w14:val="none"/>
         </w:rPr>
-        <w:lastRenderedPageBreak/>
         <w:t xml:space="preserve">a </w:t>
       </w:r>
       <w:r>
@@ -7205,39 +6262,41 @@
           <w:szCs w:val="23"/>
           <w14:ligatures w14:val="none"/>
         </w:rPr>
-        <w:t xml:space="preserve">ao final, </w:t>
-      </w:r>
-      <w:r>
-        <w:rPr>
-          <w:rFonts w:ascii="Arial" w:hAnsi="Arial" w:cs="Arial"/>
+        <w:t xml:space="preserve">ao final, sejam os pedidos </w:t>
+      </w:r>
+      <w:r>
+        <w:rPr>
+          <w:rFonts w:ascii="Arial" w:hAnsi="Arial" w:cs="Arial"/>
+          <w:b/>
+          <w:bCs/>
           <w:kern w:val="0"/>
           <w:sz w:val="23"/>
           <w:szCs w:val="23"/>
           <w14:ligatures w14:val="none"/>
         </w:rPr>
-        <w:t xml:space="preserve">sejam os pedidos </w:t>
-      </w:r>
-      <w:r>
-        <w:rPr>
-          <w:rFonts w:ascii="Arial" w:hAnsi="Arial" w:cs="Arial"/>
-          <w:b/>
-          <w:bCs/>
+        <w:t>JULGADOS PROCEDENTES</w:t>
+      </w:r>
+      <w:r>
+        <w:rPr>
+          <w:rFonts w:ascii="Arial" w:hAnsi="Arial" w:cs="Arial"/>
           <w:kern w:val="0"/>
           <w:sz w:val="23"/>
           <w:szCs w:val="23"/>
           <w14:ligatures w14:val="none"/>
         </w:rPr>
-        <w:t>JULGADOS PROCEDENTES</w:t>
-      </w:r>
-      <w:r>
-        <w:rPr>
-          <w:rFonts w:ascii="Arial" w:hAnsi="Arial" w:cs="Arial"/>
+        <w:t xml:space="preserve">, com a </w:t>
+      </w:r>
+      <w:r>
+        <w:rPr>
+          <w:rFonts w:ascii="Arial" w:hAnsi="Arial" w:cs="Arial"/>
+          <w:b/>
+          <w:bCs/>
           <w:kern w:val="0"/>
           <w:sz w:val="23"/>
           <w:szCs w:val="23"/>
           <w14:ligatures w14:val="none"/>
         </w:rPr>
-        <w:t xml:space="preserve">, </w:t>
+        <w:t>revisão judicial do contrato</w:t>
       </w:r>
       <w:r>
         <w:rPr>
@@ -7247,7 +6306,7 @@
           <w:szCs w:val="23"/>
           <w14:ligatures w14:val="none"/>
         </w:rPr>
-        <w:t xml:space="preserve">com a </w:t>
+        <w:t xml:space="preserve">, declarando-se a </w:t>
       </w:r>
       <w:r>
         <w:rPr>
@@ -7259,7 +6318,7 @@
           <w:szCs w:val="23"/>
           <w14:ligatures w14:val="none"/>
         </w:rPr>
-        <w:t>revisão judicial do contrato</w:t>
+        <w:t>abusividade da taxa de juros aplicada</w:t>
       </w:r>
       <w:r>
         <w:rPr>
@@ -7269,7 +6328,7 @@
           <w:szCs w:val="23"/>
           <w14:ligatures w14:val="none"/>
         </w:rPr>
-        <w:t xml:space="preserve">, declarando-se a </w:t>
+        <w:t xml:space="preserve"> e do </w:t>
       </w:r>
       <w:r>
         <w:rPr>
@@ -7281,7 +6340,7 @@
           <w:szCs w:val="23"/>
           <w14:ligatures w14:val="none"/>
         </w:rPr>
-        <w:t>abusividade da taxa de juros aplicada</w:t>
+        <w:t>Custo Efetivo Total (CET)</w:t>
       </w:r>
       <w:r>
         <w:rPr>
@@ -7291,7 +6350,7 @@
           <w:szCs w:val="23"/>
           <w14:ligatures w14:val="none"/>
         </w:rPr>
-        <w:t xml:space="preserve"> e do </w:t>
+        <w:t xml:space="preserve"> informado, determinando-se o </w:t>
       </w:r>
       <w:r>
         <w:rPr>
@@ -7303,7 +6362,7 @@
           <w:szCs w:val="23"/>
           <w14:ligatures w14:val="none"/>
         </w:rPr>
-        <w:t>Custo Efetivo Total (CET)</w:t>
+        <w:t>recalculo do financiamento</w:t>
       </w:r>
       <w:r>
         <w:rPr>
@@ -7313,7 +6372,7 @@
           <w:szCs w:val="23"/>
           <w14:ligatures w14:val="none"/>
         </w:rPr>
-        <w:t xml:space="preserve"> informado, determinando-se o </w:t>
+        <w:t xml:space="preserve">; reconhecendo-se, ainda, a </w:t>
       </w:r>
       <w:r>
         <w:rPr>
@@ -7325,17 +6384,19 @@
           <w:szCs w:val="23"/>
           <w14:ligatures w14:val="none"/>
         </w:rPr>
-        <w:t>recalculo do financiamento</w:t>
-      </w:r>
-      <w:r>
-        <w:rPr>
-          <w:rFonts w:ascii="Arial" w:hAnsi="Arial" w:cs="Arial"/>
+        <w:t>nulidade ou abusividade da tarifa de registro</w:t>
+      </w:r>
+      <w:r>
+        <w:rPr>
+          <w:rFonts w:ascii="Arial" w:hAnsi="Arial" w:cs="Arial"/>
+          <w:b/>
+          <w:bCs/>
           <w:kern w:val="0"/>
           <w:sz w:val="23"/>
           <w:szCs w:val="23"/>
           <w14:ligatures w14:val="none"/>
         </w:rPr>
-        <w:t xml:space="preserve">; reconhecendo-se, ainda, a </w:t>
+        <w:t xml:space="preserve"> e</w:t>
       </w:r>
       <w:r>
         <w:rPr>
@@ -7347,7 +6408,7 @@
           <w:szCs w:val="23"/>
           <w14:ligatures w14:val="none"/>
         </w:rPr>
-        <w:t>nulidade ou abusividade da tarifa de registro</w:t>
+        <w:t xml:space="preserve"> </w:t>
       </w:r>
       <w:r>
         <w:rPr>
@@ -7359,7 +6420,7 @@
           <w:szCs w:val="23"/>
           <w14:ligatures w14:val="none"/>
         </w:rPr>
-        <w:t xml:space="preserve"> e</w:t>
+        <w:t xml:space="preserve">tarifa de </w:t>
       </w:r>
       <w:r>
         <w:rPr>
@@ -7371,19 +6432,17 @@
           <w:szCs w:val="23"/>
           <w14:ligatures w14:val="none"/>
         </w:rPr>
-        <w:t xml:space="preserve"> </w:t>
-      </w:r>
-      <w:r>
-        <w:rPr>
-          <w:rFonts w:ascii="Arial" w:hAnsi="Arial" w:cs="Arial"/>
-          <w:b/>
-          <w:bCs/>
+        <w:t>avaliação</w:t>
+      </w:r>
+      <w:r>
+        <w:rPr>
+          <w:rFonts w:ascii="Arial" w:hAnsi="Arial" w:cs="Arial"/>
           <w:kern w:val="0"/>
           <w:sz w:val="23"/>
           <w:szCs w:val="23"/>
           <w14:ligatures w14:val="none"/>
         </w:rPr>
-        <w:t xml:space="preserve">tarifa de </w:t>
+        <w:t xml:space="preserve">, diante da ausência de comprovação de sua efetiva prestação, bem como a </w:t>
       </w:r>
       <w:r>
         <w:rPr>
@@ -7395,29 +6454,29 @@
           <w:szCs w:val="23"/>
           <w14:ligatures w14:val="none"/>
         </w:rPr>
-        <w:t>avaliação</w:t>
-      </w:r>
-      <w:r>
-        <w:rPr>
-          <w:rFonts w:ascii="Arial" w:hAnsi="Arial" w:cs="Arial"/>
+        <w:t xml:space="preserve">abusividade do valor exigido a título de </w:t>
+      </w:r>
+      <w:r>
+        <w:rPr>
+          <w:rFonts w:ascii="Arial" w:hAnsi="Arial" w:cs="Arial"/>
+          <w:b/>
+          <w:bCs/>
           <w:kern w:val="0"/>
           <w:sz w:val="23"/>
           <w:szCs w:val="23"/>
           <w14:ligatures w14:val="none"/>
         </w:rPr>
-        <w:t xml:space="preserve">, diante da ausência de comprovação de sua efetiva prestação, bem como a </w:t>
-      </w:r>
-      <w:r>
-        <w:rPr>
-          <w:rFonts w:ascii="Arial" w:hAnsi="Arial" w:cs="Arial"/>
-          <w:b/>
-          <w:bCs/>
+        <w:t>seguro</w:t>
+      </w:r>
+      <w:r>
+        <w:rPr>
+          <w:rFonts w:ascii="Arial" w:hAnsi="Arial" w:cs="Arial"/>
           <w:kern w:val="0"/>
           <w:sz w:val="23"/>
           <w:szCs w:val="23"/>
           <w14:ligatures w14:val="none"/>
         </w:rPr>
-        <w:t xml:space="preserve">abusividade do valor exigido a título de </w:t>
+        <w:t xml:space="preserve">, com a correspondente restituição; e procedendo-se, por fim, à </w:t>
       </w:r>
       <w:r>
         <w:rPr>
@@ -7429,29 +6488,20 @@
           <w:szCs w:val="23"/>
           <w14:ligatures w14:val="none"/>
         </w:rPr>
-        <w:t>seguro</w:t>
-      </w:r>
-      <w:r>
-        <w:rPr>
-          <w:rFonts w:ascii="Arial" w:hAnsi="Arial" w:cs="Arial"/>
+        <w:t xml:space="preserve">adequação das </w:t>
+      </w:r>
+      <w:r>
+        <w:rPr>
+          <w:rFonts w:ascii="Arial" w:hAnsi="Arial" w:cs="Arial"/>
+          <w:b/>
+          <w:bCs/>
           <w:kern w:val="0"/>
           <w:sz w:val="23"/>
           <w:szCs w:val="23"/>
           <w14:ligatures w14:val="none"/>
         </w:rPr>
-        <w:t xml:space="preserve">, com a correspondente restituição; e procedendo-se, por fim, à </w:t>
-      </w:r>
-      <w:r>
-        <w:rPr>
-          <w:rFonts w:ascii="Arial" w:hAnsi="Arial" w:cs="Arial"/>
-          <w:b/>
-          <w:bCs/>
-          <w:kern w:val="0"/>
-          <w:sz w:val="23"/>
-          <w:szCs w:val="23"/>
-          <w14:ligatures w14:val="none"/>
-        </w:rPr>
-        <w:t>adequação das parcelas vincendas</w:t>
+        <w:lastRenderedPageBreak/>
+        <w:t>parcelas vincendas</w:t>
       </w:r>
       <w:r>
         <w:rPr>
@@ -7548,17 +6598,7 @@
           <w:szCs w:val="23"/>
           <w14:ligatures w14:val="none"/>
         </w:rPr>
-        <w:t>a condenação do réu ao pagamento de honorários sucumbenciais, em percentual a ser fixado por Vossa Excelência, observado o art. 85 do CPC e garantindo-se a vedação à fixação de honorários irrisórios, podendo-se aplicar juízo de equidade caso os parâmetros percentuais resultem em verba aviltante</w:t>
-      </w:r>
-      <w:r>
-        <w:rPr>
-          <w:rFonts w:ascii="Arial" w:hAnsi="Arial" w:cs="Arial"/>
-          <w:kern w:val="0"/>
-          <w:sz w:val="23"/>
-          <w:szCs w:val="23"/>
-          <w14:ligatures w14:val="none"/>
-        </w:rPr>
-        <w:t>.</w:t>
+        <w:t>a condenação do réu ao pagamento de honorários sucumbenciais, em percentual a ser fixado por Vossa Excelência, observado o art. 85 do CPC e garantindo-se a vedação à fixação de honorários irrisórios, podendo-se aplicar juízo de equidade caso os parâmetros percentuais resultem em verba aviltante.</w:t>
       </w:r>
     </w:p>
     <w:p>
@@ -7656,30 +6696,8 @@
         <w:rPr>
           <w:rFonts w:ascii="Arial" w:hAnsi="Arial" w:cs="Arial"/>
         </w:rPr>
-        <w:t>[</w:t>
-      </w:r>
-      <w:r>
-        <w:rPr>
-          <w:rFonts w:ascii="Arial" w:hAnsi="Arial" w:cs="Arial"/>
-          <w:b/>
-          <w:bCs/>
-        </w:rPr>
-        <w:t>VALOR_CAUSA</w:t>
-      </w:r>
-      <w:proofErr w:type="gramStart"/>
-      <w:r>
-        <w:rPr>
-          <w:rFonts w:ascii="Arial" w:hAnsi="Arial" w:cs="Arial"/>
-        </w:rPr>
-        <w:t xml:space="preserve">] </w:t>
-      </w:r>
-      <w:r>
-        <w:rPr>
-          <w:rFonts w:ascii="Arial" w:hAnsi="Arial" w:cs="Arial"/>
-        </w:rPr>
-        <w:t>.</w:t>
-      </w:r>
-      <w:proofErr w:type="gramEnd"/>
+        <w:t xml:space="preserve">{VALOR_CAUSA}.</w:t>
+      </w:r>
     </w:p>
     <w:p>
       <w:pPr>
@@ -7817,7 +6835,7 @@
           <w:b/>
           <w:bCs/>
         </w:rPr>
-        <w:t>[DATA]</w:t>
+        <w:t xml:space="preserve">{DATA}</w:t>
       </w:r>
     </w:p>
     <w:p>
@@ -7853,6 +6871,7 @@
           <w:b/>
           <w:bCs/>
         </w:rPr>
+        <w:lastRenderedPageBreak/>
         <w:t>ALEXANDRE JUN FUKUSHIMA</w:t>
       </w:r>
     </w:p>
@@ -7879,7 +6898,12 @@
       </w:r>
     </w:p>
     <w:sectPr>
-      <w:footerReference w:type="default" r:id="rId8"/>
+      <w:headerReference w:type="even" r:id="rId8"/>
+      <w:headerReference w:type="default" r:id="rId9"/>
+      <w:footerReference w:type="even" r:id="rId10"/>
+      <w:footerReference w:type="default" r:id="rId11"/>
+      <w:headerReference w:type="first" r:id="rId12"/>
+      <w:footerReference w:type="first" r:id="rId13"/>
       <w:pgSz w:w="11906" w:h="16838"/>
       <w:pgMar w:top="1417" w:right="1701" w:bottom="1417" w:left="1701" w:header="708" w:footer="708" w:gutter="0"/>
       <w:cols w:space="708"/>
@@ -7915,6 +6939,16 @@
 </file>
 
 <file path=word/footer1.xml><?xml version="1.0" encoding="utf-8"?>
+<w:ftr xmlns:wpc="http://schemas.microsoft.com/office/word/2010/wordprocessingCanvas" xmlns:cx="http://schemas.microsoft.com/office/drawing/2014/chartex" xmlns:cx1="http://schemas.microsoft.com/office/drawing/2015/9/8/chartex" xmlns:cx2="http://schemas.microsoft.com/office/drawing/2015/10/21/chartex" xmlns:cx3="http://schemas.microsoft.com/office/drawing/2016/5/9/chartex" xmlns:cx4="http://schemas.microsoft.com/office/drawing/2016/5/10/chartex" xmlns:cx5="http://schemas.microsoft.com/office/drawing/2016/5/11/chartex" xmlns:cx6="http://schemas.microsoft.com/office/drawing/2016/5/12/chartex" xmlns:cx7="http://schemas.microsoft.com/office/drawing/2016/5/13/chartex" xmlns:cx8="http://schemas.microsoft.com/office/drawing/2016/5/14/chartex" xmlns:mc="http://schemas.openxmlformats.org/markup-compatibility/2006" xmlns:aink="http://schemas.microsoft.com/office/drawing/2016/ink" xmlns:am3d="http://schemas.microsoft.com/office/drawing/2017/model3d" xmlns:o="urn:schemas-microsoft-com:office:office" xmlns:oel="http://schemas.microsoft.com/office/2019/extlst" xmlns:r="http://schemas.openxmlformats.org/officeDocument/2006/relationships" xmlns:m="http://schemas.openxmlformats.org/officeDocument/2006/math" xmlns:v="urn:schemas-microsoft-com:vml" xmlns:wp14="http://schemas.microsoft.com/office/word/2010/wordprocessingDrawing" xmlns:wp="http://schemas.openxmlformats.org/drawingml/2006/wordprocessingDrawing" xmlns:w10="urn:schemas-microsoft-com:office:word" xmlns:w="http://schemas.openxmlformats.org/wordprocessingml/2006/main" xmlns:w14="http://schemas.microsoft.com/office/word/2010/wordml" xmlns:w15="http://schemas.microsoft.com/office/word/2012/wordml" xmlns:w16cex="http://schemas.microsoft.com/office/word/2018/wordml/cex" xmlns:w16cid="http://schemas.microsoft.com/office/word/2016/wordml/cid" xmlns:w16="http://schemas.microsoft.com/office/word/2018/wordml" xmlns:w16du="http://schemas.microsoft.com/office/word/2023/wordml/word16du" xmlns:w16sdtdh="http://schemas.microsoft.com/office/word/2020/wordml/sdtdatahash" xmlns:w16sdtfl="http://schemas.microsoft.com/office/word/2024/wordml/sdtformatlock" xmlns:w16se="http://schemas.microsoft.com/office/word/2015/wordml/symex" xmlns:wpg="http://schemas.microsoft.com/office/word/2010/wordprocessingGroup" xmlns:wpi="http://schemas.microsoft.com/office/word/2010/wordprocessingInk" xmlns:wne="http://schemas.microsoft.com/office/word/2006/wordml" xmlns:wps="http://schemas.microsoft.com/office/word/2010/wordprocessingShape" mc:Ignorable="w14 w15 w16se w16cid w16 w16cex w16sdtdh w16sdtfl w16du wp14">
+  <w:p>
+    <w:pPr>
+      <w:pStyle w:val="Rodap"/>
+    </w:pPr>
+  </w:p>
+</w:ftr>
+</file>
+
+<file path=word/footer2.xml><?xml version="1.0" encoding="utf-8"?>
 <w:ftr xmlns:wpc="http://schemas.microsoft.com/office/word/2010/wordprocessingCanvas" xmlns:cx="http://schemas.microsoft.com/office/drawing/2014/chartex" xmlns:cx1="http://schemas.microsoft.com/office/drawing/2015/9/8/chartex" xmlns:cx2="http://schemas.microsoft.com/office/drawing/2015/10/21/chartex" xmlns:cx3="http://schemas.microsoft.com/office/drawing/2016/5/9/chartex" xmlns:cx4="http://schemas.microsoft.com/office/drawing/2016/5/10/chartex" xmlns:cx5="http://schemas.microsoft.com/office/drawing/2016/5/11/chartex" xmlns:cx6="http://schemas.microsoft.com/office/drawing/2016/5/12/chartex" xmlns:cx7="http://schemas.microsoft.com/office/drawing/2016/5/13/chartex" xmlns:cx8="http://schemas.microsoft.com/office/drawing/2016/5/14/chartex" xmlns:mc="http://schemas.openxmlformats.org/markup-compatibility/2006" xmlns:aink="http://schemas.microsoft.com/office/drawing/2016/ink" xmlns:am3d="http://schemas.microsoft.com/office/drawing/2017/model3d" xmlns:o="urn:schemas-microsoft-com:office:office" xmlns:oel="http://schemas.microsoft.com/office/2019/extlst" xmlns:r="http://schemas.openxmlformats.org/officeDocument/2006/relationships" xmlns:m="http://schemas.openxmlformats.org/officeDocument/2006/math" xmlns:v="urn:schemas-microsoft-com:vml" xmlns:wp14="http://schemas.microsoft.com/office/word/2010/wordprocessingDrawing" xmlns:wp="http://schemas.openxmlformats.org/drawingml/2006/wordprocessingDrawing" xmlns:w10="urn:schemas-microsoft-com:office:word" xmlns:w="http://schemas.openxmlformats.org/wordprocessingml/2006/main" xmlns:w14="http://schemas.microsoft.com/office/word/2010/wordml" xmlns:w15="http://schemas.microsoft.com/office/word/2012/wordml" xmlns:w16cex="http://schemas.microsoft.com/office/word/2018/wordml/cex" xmlns:w16cid="http://schemas.microsoft.com/office/word/2016/wordml/cid" xmlns:w16="http://schemas.microsoft.com/office/word/2018/wordml" xmlns:w16du="http://schemas.microsoft.com/office/word/2023/wordml/word16du" xmlns:w16sdtdh="http://schemas.microsoft.com/office/word/2020/wordml/sdtdatahash" xmlns:w16sdtfl="http://schemas.microsoft.com/office/word/2024/wordml/sdtformatlock" xmlns:w16se="http://schemas.microsoft.com/office/word/2015/wordml/symex" xmlns:wpg="http://schemas.microsoft.com/office/word/2010/wordprocessingGroup" xmlns:wpi="http://schemas.microsoft.com/office/word/2010/wordprocessingInk" xmlns:wne="http://schemas.microsoft.com/office/word/2006/wordml" xmlns:wps="http://schemas.microsoft.com/office/word/2010/wordprocessingShape" mc:Ignorable="w14 w15 w16se w16cid w16 w16cex w16sdtdh w16sdtfl w16du wp14">
   <w:p>
     <w:pPr>
@@ -7928,6 +6962,22 @@
     <w:pPr>
       <w:pStyle w:val="Rodap"/>
     </w:pPr>
+    <w:r>
+      <w:tab/>
+    </w:r>
+    <w:r>
+      <w:tab/>
+    </w:r>
+  </w:p>
+</w:ftr>
+</file>
+
+<file path=word/footer3.xml><?xml version="1.0" encoding="utf-8"?>
+<w:ftr xmlns:wpc="http://schemas.microsoft.com/office/word/2010/wordprocessingCanvas" xmlns:cx="http://schemas.microsoft.com/office/drawing/2014/chartex" xmlns:cx1="http://schemas.microsoft.com/office/drawing/2015/9/8/chartex" xmlns:cx2="http://schemas.microsoft.com/office/drawing/2015/10/21/chartex" xmlns:cx3="http://schemas.microsoft.com/office/drawing/2016/5/9/chartex" xmlns:cx4="http://schemas.microsoft.com/office/drawing/2016/5/10/chartex" xmlns:cx5="http://schemas.microsoft.com/office/drawing/2016/5/11/chartex" xmlns:cx6="http://schemas.microsoft.com/office/drawing/2016/5/12/chartex" xmlns:cx7="http://schemas.microsoft.com/office/drawing/2016/5/13/chartex" xmlns:cx8="http://schemas.microsoft.com/office/drawing/2016/5/14/chartex" xmlns:mc="http://schemas.openxmlformats.org/markup-compatibility/2006" xmlns:aink="http://schemas.microsoft.com/office/drawing/2016/ink" xmlns:am3d="http://schemas.microsoft.com/office/drawing/2017/model3d" xmlns:o="urn:schemas-microsoft-com:office:office" xmlns:oel="http://schemas.microsoft.com/office/2019/extlst" xmlns:r="http://schemas.openxmlformats.org/officeDocument/2006/relationships" xmlns:m="http://schemas.openxmlformats.org/officeDocument/2006/math" xmlns:v="urn:schemas-microsoft-com:vml" xmlns:wp14="http://schemas.microsoft.com/office/word/2010/wordprocessingDrawing" xmlns:wp="http://schemas.openxmlformats.org/drawingml/2006/wordprocessingDrawing" xmlns:w10="urn:schemas-microsoft-com:office:word" xmlns:w="http://schemas.openxmlformats.org/wordprocessingml/2006/main" xmlns:w14="http://schemas.microsoft.com/office/word/2010/wordml" xmlns:w15="http://schemas.microsoft.com/office/word/2012/wordml" xmlns:w16cex="http://schemas.microsoft.com/office/word/2018/wordml/cex" xmlns:w16cid="http://schemas.microsoft.com/office/word/2016/wordml/cid" xmlns:w16="http://schemas.microsoft.com/office/word/2018/wordml" xmlns:w16du="http://schemas.microsoft.com/office/word/2023/wordml/word16du" xmlns:w16sdtdh="http://schemas.microsoft.com/office/word/2020/wordml/sdtdatahash" xmlns:w16sdtfl="http://schemas.microsoft.com/office/word/2024/wordml/sdtformatlock" xmlns:w16se="http://schemas.microsoft.com/office/word/2015/wordml/symex" xmlns:wpg="http://schemas.microsoft.com/office/word/2010/wordprocessingGroup" xmlns:wpi="http://schemas.microsoft.com/office/word/2010/wordprocessingInk" xmlns:wne="http://schemas.microsoft.com/office/word/2006/wordml" xmlns:wps="http://schemas.microsoft.com/office/word/2010/wordprocessingShape" mc:Ignorable="w14 w15 w16se w16cid w16 w16cex w16sdtdh w16sdtfl w16du wp14">
+  <w:p>
+    <w:pPr>
+      <w:pStyle w:val="Rodap"/>
+    </w:pPr>
   </w:p>
 </w:ftr>
 </file>
@@ -8346,6 +7396,36 @@
     </w:p>
   </w:footnote>
 </w:footnotes>
+</file>
+
+<file path=word/header1.xml><?xml version="1.0" encoding="utf-8"?>
+<w:hdr xmlns:wpc="http://schemas.microsoft.com/office/word/2010/wordprocessingCanvas" xmlns:cx="http://schemas.microsoft.com/office/drawing/2014/chartex" xmlns:cx1="http://schemas.microsoft.com/office/drawing/2015/9/8/chartex" xmlns:cx2="http://schemas.microsoft.com/office/drawing/2015/10/21/chartex" xmlns:cx3="http://schemas.microsoft.com/office/drawing/2016/5/9/chartex" xmlns:cx4="http://schemas.microsoft.com/office/drawing/2016/5/10/chartex" xmlns:cx5="http://schemas.microsoft.com/office/drawing/2016/5/11/chartex" xmlns:cx6="http://schemas.microsoft.com/office/drawing/2016/5/12/chartex" xmlns:cx7="http://schemas.microsoft.com/office/drawing/2016/5/13/chartex" xmlns:cx8="http://schemas.microsoft.com/office/drawing/2016/5/14/chartex" xmlns:mc="http://schemas.openxmlformats.org/markup-compatibility/2006" xmlns:aink="http://schemas.microsoft.com/office/drawing/2016/ink" xmlns:am3d="http://schemas.microsoft.com/office/drawing/2017/model3d" xmlns:o="urn:schemas-microsoft-com:office:office" xmlns:oel="http://schemas.microsoft.com/office/2019/extlst" xmlns:r="http://schemas.openxmlformats.org/officeDocument/2006/relationships" xmlns:m="http://schemas.openxmlformats.org/officeDocument/2006/math" xmlns:v="urn:schemas-microsoft-com:vml" xmlns:wp14="http://schemas.microsoft.com/office/word/2010/wordprocessingDrawing" xmlns:wp="http://schemas.openxmlformats.org/drawingml/2006/wordprocessingDrawing" xmlns:w10="urn:schemas-microsoft-com:office:word" xmlns:w="http://schemas.openxmlformats.org/wordprocessingml/2006/main" xmlns:w14="http://schemas.microsoft.com/office/word/2010/wordml" xmlns:w15="http://schemas.microsoft.com/office/word/2012/wordml" xmlns:w16cex="http://schemas.microsoft.com/office/word/2018/wordml/cex" xmlns:w16cid="http://schemas.microsoft.com/office/word/2016/wordml/cid" xmlns:w16="http://schemas.microsoft.com/office/word/2018/wordml" xmlns:w16du="http://schemas.microsoft.com/office/word/2023/wordml/word16du" xmlns:w16sdtdh="http://schemas.microsoft.com/office/word/2020/wordml/sdtdatahash" xmlns:w16sdtfl="http://schemas.microsoft.com/office/word/2024/wordml/sdtformatlock" xmlns:w16se="http://schemas.microsoft.com/office/word/2015/wordml/symex" xmlns:wpg="http://schemas.microsoft.com/office/word/2010/wordprocessingGroup" xmlns:wpi="http://schemas.microsoft.com/office/word/2010/wordprocessingInk" xmlns:wne="http://schemas.microsoft.com/office/word/2006/wordml" xmlns:wps="http://schemas.microsoft.com/office/word/2010/wordprocessingShape" mc:Ignorable="w14 w15 w16se w16cid w16 w16cex w16sdtdh w16sdtfl w16du wp14">
+  <w:p>
+    <w:pPr>
+      <w:pStyle w:val="Cabealho"/>
+    </w:pPr>
+  </w:p>
+</w:hdr>
+</file>
+
+<file path=word/header2.xml><?xml version="1.0" encoding="utf-8"?>
+<w:hdr xmlns:wpc="http://schemas.microsoft.com/office/word/2010/wordprocessingCanvas" xmlns:cx="http://schemas.microsoft.com/office/drawing/2014/chartex" xmlns:cx1="http://schemas.microsoft.com/office/drawing/2015/9/8/chartex" xmlns:cx2="http://schemas.microsoft.com/office/drawing/2015/10/21/chartex" xmlns:cx3="http://schemas.microsoft.com/office/drawing/2016/5/9/chartex" xmlns:cx4="http://schemas.microsoft.com/office/drawing/2016/5/10/chartex" xmlns:cx5="http://schemas.microsoft.com/office/drawing/2016/5/11/chartex" xmlns:cx6="http://schemas.microsoft.com/office/drawing/2016/5/12/chartex" xmlns:cx7="http://schemas.microsoft.com/office/drawing/2016/5/13/chartex" xmlns:cx8="http://schemas.microsoft.com/office/drawing/2016/5/14/chartex" xmlns:mc="http://schemas.openxmlformats.org/markup-compatibility/2006" xmlns:aink="http://schemas.microsoft.com/office/drawing/2016/ink" xmlns:am3d="http://schemas.microsoft.com/office/drawing/2017/model3d" xmlns:o="urn:schemas-microsoft-com:office:office" xmlns:oel="http://schemas.microsoft.com/office/2019/extlst" xmlns:r="http://schemas.openxmlformats.org/officeDocument/2006/relationships" xmlns:m="http://schemas.openxmlformats.org/officeDocument/2006/math" xmlns:v="urn:schemas-microsoft-com:vml" xmlns:wp14="http://schemas.microsoft.com/office/word/2010/wordprocessingDrawing" xmlns:wp="http://schemas.openxmlformats.org/drawingml/2006/wordprocessingDrawing" xmlns:w10="urn:schemas-microsoft-com:office:word" xmlns:w="http://schemas.openxmlformats.org/wordprocessingml/2006/main" xmlns:w14="http://schemas.microsoft.com/office/word/2010/wordml" xmlns:w15="http://schemas.microsoft.com/office/word/2012/wordml" xmlns:w16cex="http://schemas.microsoft.com/office/word/2018/wordml/cex" xmlns:w16cid="http://schemas.microsoft.com/office/word/2016/wordml/cid" xmlns:w16="http://schemas.microsoft.com/office/word/2018/wordml" xmlns:w16du="http://schemas.microsoft.com/office/word/2023/wordml/word16du" xmlns:w16sdtdh="http://schemas.microsoft.com/office/word/2020/wordml/sdtdatahash" xmlns:w16sdtfl="http://schemas.microsoft.com/office/word/2024/wordml/sdtformatlock" xmlns:w16se="http://schemas.microsoft.com/office/word/2015/wordml/symex" xmlns:wpg="http://schemas.microsoft.com/office/word/2010/wordprocessingGroup" xmlns:wpi="http://schemas.microsoft.com/office/word/2010/wordprocessingInk" xmlns:wne="http://schemas.microsoft.com/office/word/2006/wordml" xmlns:wps="http://schemas.microsoft.com/office/word/2010/wordprocessingShape" mc:Ignorable="w14 w15 w16se w16cid w16 w16cex w16sdtdh w16sdtfl w16du wp14">
+  <w:p>
+    <w:pPr>
+      <w:pStyle w:val="Cabealho"/>
+    </w:pPr>
+  </w:p>
+</w:hdr>
+</file>
+
+<file path=word/header3.xml><?xml version="1.0" encoding="utf-8"?>
+<w:hdr xmlns:wpc="http://schemas.microsoft.com/office/word/2010/wordprocessingCanvas" xmlns:cx="http://schemas.microsoft.com/office/drawing/2014/chartex" xmlns:cx1="http://schemas.microsoft.com/office/drawing/2015/9/8/chartex" xmlns:cx2="http://schemas.microsoft.com/office/drawing/2015/10/21/chartex" xmlns:cx3="http://schemas.microsoft.com/office/drawing/2016/5/9/chartex" xmlns:cx4="http://schemas.microsoft.com/office/drawing/2016/5/10/chartex" xmlns:cx5="http://schemas.microsoft.com/office/drawing/2016/5/11/chartex" xmlns:cx6="http://schemas.microsoft.com/office/drawing/2016/5/12/chartex" xmlns:cx7="http://schemas.microsoft.com/office/drawing/2016/5/13/chartex" xmlns:cx8="http://schemas.microsoft.com/office/drawing/2016/5/14/chartex" xmlns:mc="http://schemas.openxmlformats.org/markup-compatibility/2006" xmlns:aink="http://schemas.microsoft.com/office/drawing/2016/ink" xmlns:am3d="http://schemas.microsoft.com/office/drawing/2017/model3d" xmlns:o="urn:schemas-microsoft-com:office:office" xmlns:oel="http://schemas.microsoft.com/office/2019/extlst" xmlns:r="http://schemas.openxmlformats.org/officeDocument/2006/relationships" xmlns:m="http://schemas.openxmlformats.org/officeDocument/2006/math" xmlns:v="urn:schemas-microsoft-com:vml" xmlns:wp14="http://schemas.microsoft.com/office/word/2010/wordprocessingDrawing" xmlns:wp="http://schemas.openxmlformats.org/drawingml/2006/wordprocessingDrawing" xmlns:w10="urn:schemas-microsoft-com:office:word" xmlns:w="http://schemas.openxmlformats.org/wordprocessingml/2006/main" xmlns:w14="http://schemas.microsoft.com/office/word/2010/wordml" xmlns:w15="http://schemas.microsoft.com/office/word/2012/wordml" xmlns:w16cex="http://schemas.microsoft.com/office/word/2018/wordml/cex" xmlns:w16cid="http://schemas.microsoft.com/office/word/2016/wordml/cid" xmlns:w16="http://schemas.microsoft.com/office/word/2018/wordml" xmlns:w16du="http://schemas.microsoft.com/office/word/2023/wordml/word16du" xmlns:w16sdtdh="http://schemas.microsoft.com/office/word/2020/wordml/sdtdatahash" xmlns:w16sdtfl="http://schemas.microsoft.com/office/word/2024/wordml/sdtformatlock" xmlns:w16se="http://schemas.microsoft.com/office/word/2015/wordml/symex" xmlns:wpg="http://schemas.microsoft.com/office/word/2010/wordprocessingGroup" xmlns:wpi="http://schemas.microsoft.com/office/word/2010/wordprocessingInk" xmlns:wne="http://schemas.microsoft.com/office/word/2006/wordml" xmlns:wps="http://schemas.microsoft.com/office/word/2010/wordprocessingShape" mc:Ignorable="w14 w15 w16se w16cid w16 w16cex w16sdtdh w16sdtfl w16du wp14">
+  <w:p>
+    <w:pPr>
+      <w:pStyle w:val="Cabealho"/>
+    </w:pPr>
+  </w:p>
+</w:hdr>
 </file>
 
 <file path=word/numbering.xml><?xml version="1.0" encoding="utf-8"?>
@@ -11069,7 +10149,6 @@
     <w:next w:val="Normal"/>
     <w:link w:val="Ttulo4Char"/>
     <w:uiPriority w:val="9"/>
-    <w:semiHidden/>
     <w:unhideWhenUsed/>
     <w:qFormat/>
     <w:rsid w:val="00E77B61"/>
@@ -11268,7 +10347,6 @@
     <w:basedOn w:val="Fontepargpadro"/>
     <w:link w:val="Ttulo4"/>
     <w:uiPriority w:val="9"/>
-    <w:semiHidden/>
     <w:rsid w:val="00E77B61"/>
     <w:rPr>
       <w:rFonts w:eastAsiaTheme="majorEastAsia" w:cstheme="majorBidi"/>
@@ -11664,7 +10742,7 @@
     <w:name w:val="No Spacing"/>
     <w:uiPriority w:val="1"/>
     <w:qFormat/>
-    <w:rsid w:val="00D30557"/>
+    <w:rsid w:val="0029151D"/>
     <w:pPr>
       <w:spacing w:after="0" w:line="240" w:lineRule="auto"/>
     </w:pPr>

--- a/public/PETICAO_INICIAL_-_ABAIXO_DO_BACEN.docx
+++ b/public/PETICAO_INICIAL_-_ABAIXO_DO_BACEN.docx
@@ -1206,7 +1206,7 @@
                 <w:kern w:val="0"/>
                 <w14:ligatures w14:val="none"/>
               </w:rPr>
-              <w:t xml:space="preserve">{CET}</w:t>
+              <w:t xml:space="preserve">{-w:tr incluir_cet}{CET}{/incluir_cet}</w:t>
             </w:r>
           </w:p>
         </w:tc>
@@ -1418,7 +1418,7 @@
                 <w:kern w:val="0"/>
                 <w14:ligatures w14:val="none"/>
               </w:rPr>
-              <w:t xml:space="preserve">{TARIFA_AVALIACAO}</w:t>
+              <w:t xml:space="preserve">{-w:tr incluir_tarifa_avaliacao}{TARIFA_AVALIACAO}{/incluir_tarifa_avaliacao}</w:t>
             </w:r>
           </w:p>
         </w:tc>
@@ -1487,7 +1487,7 @@
                 <w:kern w:val="0"/>
                 <w14:ligatures w14:val="none"/>
               </w:rPr>
-              <w:t xml:space="preserve">{DESPESAS_REGISTRO}</w:t>
+              <w:t xml:space="preserve">{-w:tr incluir_tarifa_registro}{DESPESAS_REGISTRO}{/incluir_tarifa_registro}</w:t>
             </w:r>
           </w:p>
         </w:tc>
@@ -1558,7 +1558,7 @@
                 <w:kern w:val="0"/>
                 <w14:ligatures w14:val="none"/>
               </w:rPr>
-              <w:t xml:space="preserve">{SEGURO}</w:t>
+              <w:t xml:space="preserve">{-w:tr incluir_seguro}{SEGURO}{/incluir_seguro}</w:t>
             </w:r>
           </w:p>
         </w:tc>
@@ -1629,7 +1629,7 @@
                 <w:kern w:val="0"/>
                 <w14:ligatures w14:val="none"/>
               </w:rPr>
-              <w:t xml:space="preserve">{TARIFA_CADASTRO}</w:t>
+              <w:t xml:space="preserve">{-w:tr incluir_tarifa_cadastro}{TARIFA_CADASTRO}{/incluir_tarifa_cadastro}</w:t>
             </w:r>
           </w:p>
         </w:tc>
@@ -2738,6 +2738,11 @@
           <w14:ligatures w14:val="none"/>
         </w:rPr>
       </w:pPr>
+    </w:p>
+    <w:p>
+      <w:r>
+        <w:t xml:space="preserve">{#incluir_seguro}</w:t>
+      </w:r>
     </w:p>
     <w:p>
       <w:pPr>
@@ -3155,6 +3160,16 @@
       </w:r>
     </w:p>
     <w:p>
+      <w:r>
+        <w:t xml:space="preserve">{/incluir_seguro}</w:t>
+      </w:r>
+    </w:p>
+    <w:p>
+      <w:r>
+        <w:t xml:space="preserve">{#incluir_tarifa_cadastro}</w:t>
+      </w:r>
+    </w:p>
+    <w:p>
       <w:pPr>
         <w:pStyle w:val="PargrafodaLista"/>
         <w:numPr>
@@ -3790,6 +3805,16 @@
           <w:color w:val="000000"/>
         </w:rPr>
       </w:pPr>
+    </w:p>
+    <w:p>
+      <w:r>
+        <w:t xml:space="preserve">{/incluir_tarifa_cadastro}</w:t>
+      </w:r>
+    </w:p>
+    <w:p>
+      <w:r>
+        <w:t xml:space="preserve">{#incluir_tarifa_avaliacao}</w:t>
+      </w:r>
     </w:p>
     <w:p>
       <w:pPr>
@@ -4024,6 +4049,16 @@
       </w:pPr>
     </w:p>
     <w:p>
+      <w:r>
+        <w:t xml:space="preserve">{/incluir_tarifa_avaliacao}</w:t>
+      </w:r>
+    </w:p>
+    <w:p>
+      <w:r>
+        <w:t xml:space="preserve">{#incluir_tarifa_registro}</w:t>
+      </w:r>
+    </w:p>
+    <w:p>
       <w:pPr>
         <w:pStyle w:val="PargrafodaLista"/>
         <w:numPr>
@@ -4467,6 +4502,11 @@
           <w14:ligatures w14:val="none"/>
         </w:rPr>
       </w:pPr>
+    </w:p>
+    <w:p>
+      <w:r>
+        <w:t xml:space="preserve">{/incluir_tarifa_registro}</w:t>
+      </w:r>
     </w:p>
     <w:p>
       <w:pPr>
